--- a/Memoria_Proyecto_Pokemon.docx
+++ b/Memoria_Proyecto_Pokemon.docx
@@ -14,9 +14,7 @@
           <w:color w:val="E53935"/>
           <w:sz w:val="48"/>
         </w:rPr>
-        <w:t>PROYECTO: ANÁLISIS DE UN CONJUNTO DE DATOS</w:t>
-        <w:br/>
-        <w:t>UNIVERSO POKÉMON</w:t>
+        <w:t>PROYECTO: ANÁLISIS DE DATOS POKÉMON</w:t>
       </w:r>
     </w:p>
     <w:p>
@@ -30,7 +28,7 @@
           <w:color w:val="646464"/>
           <w:sz w:val="24"/>
         </w:rPr>
-        <w:t>Memoria técnica del análisis exploratorio y resolución de preguntas de investigación mediante Python y Pandas</w:t>
+        <w:t>Memoria del proyecto de análisis de datos con Python, Pandas, Matplotlib y Seaborn</w:t>
       </w:r>
     </w:p>
     <w:p>
@@ -43,13 +41,13 @@
           <w:rFonts w:ascii="Segoe UI" w:hAnsi="Segoe UI"/>
           <w:sz w:val="22"/>
         </w:rPr>
-        <w:t>Módulo: 0378 – Seguridad y Alta Disponibilidad (Tema 1: Alta Disponibilidad)</w:t>
+        <w:t>Módulo: 0378 – Seguridad y Alta Disponibilidad</w:t>
         <w:br/>
         <w:t>Profesor: Josep Mª Ruiz Ríos</w:t>
         <w:br/>
         <w:t>Alumnos: [Nombre Alumno 1] &amp; [Nombre Alumno 2]</w:t>
         <w:br/>
-        <w:t>Ciclo: ASIX 2 – Curso 2026/2027</w:t>
+        <w:t>Ciclo: 2º ASIX – Curso 2026/2027</w:t>
       </w:r>
     </w:p>
     <w:p>
@@ -68,7 +66,7 @@
           <w:color w:val="E53935"/>
           <w:sz w:val="32"/>
         </w:rPr>
-        <w:t>1. Introducción</w:t>
+        <w:t>1. Introducción y elección del tema</w:t>
       </w:r>
     </w:p>
     <w:p>
@@ -80,7 +78,7 @@
           <w:rFonts w:ascii="Segoe UI" w:hAnsi="Segoe UI"/>
           <w:sz w:val="21"/>
         </w:rPr>
-        <w:t>El presente proyecto se enmarca dentro del módulo formativo 0378 – Seguridad y Alta Disponibilidad del ciclo de grado superior de Administración de Sistemas Informáticos en Red (ASIX2). El objetivo principal de la práctica consiste en aplicar metodologías de análisis y tratamiento masivo de datos mediante el lenguaje de programación Python y su ecosistema científico, adquiriendo competencias en inspección, limpieza, análisis descriptivo y visualización.</w:t>
+        <w:t>Este proyecto forma parte de la asignatura 0378 – Seguridad y Alta Disponibilidad en 2º de ASIX. El objetivo era trabajar en pareja utilizando Python, Jupyter Notebooks y librerías de análisis de datos (Pandas, NumPy, Matplotlib y Seaborn), subiendo todo el trabajo a un repositorio compartido en GitHub.</w:t>
       </w:r>
     </w:p>
     <w:p>
@@ -92,7 +90,7 @@
           <w:rFonts w:ascii="Segoe UI" w:hAnsi="Segoe UI"/>
           <w:sz w:val="21"/>
         </w:rPr>
-        <w:t>Como conjunto de datos de trabajo se ha seleccionado el universo de Pokémon. Este dataset resulta especialmente idóneo para un proyecto de analítica avanzada debido a la rica variedad de variables categóricas (tipos elementales, hábitats, generaciones) y numéricas continuas/discretas (estadísticas base de salud, ataque, defensa, velocidad y ratios de captura).</w:t>
+        <w:t>Escogimos este tema principalmente porque es una saga que nos gusta mucho a los dos y sobre la que ya teníamos bastante conocimiento previo. Al conocer bien los juegos, los tipos, las estadísticas y las mecánicas, sabíamos que podíamos plantear preguntas con sentido y entender fácilmente si los datos que nos devolvía el código eran correctos o si había algún error. Además, es un dataset muy completo para trabajar, ya que combina números (vida, ataque, defensa, velocidad...) con categorías (tipos, hábitats, generaciones).</w:t>
       </w:r>
     </w:p>
     <w:p>
@@ -104,27 +102,7 @@
           <w:rFonts w:ascii="Segoe UI" w:hAnsi="Segoe UI"/>
           <w:sz w:val="21"/>
         </w:rPr>
-        <w:t>El entorno tecnológico configurado para el desarrollo integral del proyecto comprende:</w:t>
-      </w:r>
-    </w:p>
-    <w:p>
-      <w:pPr>
-        <w:spacing w:after="120" w:line="276" w:lineRule="auto"/>
-      </w:pPr>
-      <w:r>
-        <w:rPr>
-          <w:rFonts w:ascii="Segoe UI" w:hAnsi="Segoe UI"/>
-          <w:sz w:val="21"/>
-        </w:rPr>
-        <w:t>• Python 3.14 como lenguaje de programación base.</w:t>
-        <w:br/>
-        <w:t>• Librerías Pandas y NumPy para la manipulación y álgebra matricial de datos.</w:t>
-        <w:br/>
-        <w:t>• Librerías Matplotlib y Seaborn para la generación de gráficos estáticos de alta calidad.</w:t>
-        <w:br/>
-        <w:t>• Jupyter Notebook como interfaz de programación interactiva y cuaderno de trabajo.</w:t>
-        <w:br/>
-        <w:t>• Git y GitHub Desktop como sistema de control de versiones y repositorio colaborativo en pareja.</w:t>
+        <w:t>Repartirnos las preguntas no tuvo ninguna complicación: lo echamos a suertes. A uno le tocó hacer la exploración inicial y las preguntas 1 y 3, y al otro las preguntas 2, 4 y 5. Para coordinarnos usamos GitHub Desktop, con el que ya habíamos trabajado anteriormente en otras prácticas, por lo que el flujo de hacer commits, pull y push fue cómodo y sin conflictos.</w:t>
       </w:r>
     </w:p>
     <w:p>
@@ -150,19 +128,7 @@
           <w:rFonts w:ascii="Segoe UI" w:hAnsi="Segoe UI"/>
           <w:sz w:val="21"/>
         </w:rPr>
-        <w:t>El conjunto de datos original procede de la consolidación de información extraída de la PokéAPI y repositorios de Kaggle (pokemon_complete.csv). Tras el proceso de auditoría y depuración técnica, se ha consolidado un archivo definitivo denominado pokemon.csv.</w:t>
-      </w:r>
-    </w:p>
-    <w:p>
-      <w:pPr>
-        <w:spacing w:after="120" w:line="276" w:lineRule="auto"/>
-      </w:pPr>
-      <w:r>
-        <w:rPr>
-          <w:rFonts w:ascii="Segoe UI" w:hAnsi="Segoe UI"/>
-          <w:sz w:val="21"/>
-        </w:rPr>
-        <w:t>El dataset consolidado presenta una estructura homogénea con 1.025 registros (cada uno correspondiente a una especie única de la Pokédex Nacional) y 15 variables de estudio:</w:t>
+        <w:t>El archivo original procede de Kaggle (pokemon_complete.csv). Después de revisarlo y limpiarlo, generamos nuestro propio archivo definitivo: pokemon.csv, que contiene 1.025 filas (una por cada Pokémon de la Pokédex Nacional) y 15 columnas:</w:t>
       </w:r>
     </w:p>
     <w:tbl>
@@ -207,7 +173,7 @@
                 <w:color w:val="FFFFFF"/>
                 <w:sz w:val="19"/>
               </w:rPr>
-              <w:t>Tipo</w:t>
+              <w:t>Tipo de dato</w:t>
             </w:r>
           </w:p>
         </w:tc>
@@ -271,7 +237,7 @@
                 <w:rFonts w:ascii="Segoe UI" w:hAnsi="Segoe UI"/>
                 <w:sz w:val="18"/>
               </w:rPr>
-              <w:t>Identificador numérico oficial en la Pokédex Nacional (1 a 1025).</w:t>
+              <w:t>Número oficial en la Pokédex (del 1 al 1025).</w:t>
             </w:r>
           </w:p>
         </w:tc>
@@ -318,7 +284,7 @@
                 <w:rFonts w:ascii="Segoe UI" w:hAnsi="Segoe UI"/>
                 <w:sz w:val="18"/>
               </w:rPr>
-              <w:t>Nombre oficial de la especie en inglés.</w:t>
+              <w:t>Nombre del Pokémon.</w:t>
             </w:r>
           </w:p>
         </w:tc>
@@ -365,7 +331,7 @@
                 <w:rFonts w:ascii="Segoe UI" w:hAnsi="Segoe UI"/>
                 <w:sz w:val="18"/>
               </w:rPr>
-              <w:t>Tipo elemental principal del Pokémon (Fuego, Agua, Planta, etc.).</w:t>
+              <w:t>Tipo principal del Pokémon (Fuego, Agua, Planta, Dragón...).</w:t>
             </w:r>
           </w:p>
         </w:tc>
@@ -412,7 +378,7 @@
                 <w:rFonts w:ascii="Segoe UI" w:hAnsi="Segoe UI"/>
                 <w:sz w:val="18"/>
               </w:rPr>
-              <w:t>Puntos base de salud (Hit Points).</w:t>
+              <w:t>Puntos de vida base.</w:t>
             </w:r>
           </w:p>
         </w:tc>
@@ -459,7 +425,7 @@
                 <w:rFonts w:ascii="Segoe UI" w:hAnsi="Segoe UI"/>
                 <w:sz w:val="18"/>
               </w:rPr>
-              <w:t>Puntos base de ataque físico.</w:t>
+              <w:t>Puntos de ataque físico.</w:t>
             </w:r>
           </w:p>
         </w:tc>
@@ -506,7 +472,7 @@
                 <w:rFonts w:ascii="Segoe UI" w:hAnsi="Segoe UI"/>
                 <w:sz w:val="18"/>
               </w:rPr>
-              <w:t>Puntos base de defensa física.</w:t>
+              <w:t>Puntos de defensa física.</w:t>
             </w:r>
           </w:p>
         </w:tc>
@@ -553,7 +519,7 @@
                 <w:rFonts w:ascii="Segoe UI" w:hAnsi="Segoe UI"/>
                 <w:sz w:val="18"/>
               </w:rPr>
-              <w:t>Puntos base de ataque especial.</w:t>
+              <w:t>Puntos de ataque especial.</w:t>
             </w:r>
           </w:p>
         </w:tc>
@@ -600,7 +566,7 @@
                 <w:rFonts w:ascii="Segoe UI" w:hAnsi="Segoe UI"/>
                 <w:sz w:val="18"/>
               </w:rPr>
-              <w:t>Puntos base de defensa especial.</w:t>
+              <w:t>Puntos de defensa especial.</w:t>
             </w:r>
           </w:p>
         </w:tc>
@@ -647,7 +613,7 @@
                 <w:rFonts w:ascii="Segoe UI" w:hAnsi="Segoe UI"/>
                 <w:sz w:val="18"/>
               </w:rPr>
-              <w:t>Puntos base de velocidad de combate.</w:t>
+              <w:t>Velocidad de combate.</w:t>
             </w:r>
           </w:p>
         </w:tc>
@@ -694,7 +660,7 @@
                 <w:rFonts w:ascii="Segoe UI" w:hAnsi="Segoe UI"/>
                 <w:sz w:val="18"/>
               </w:rPr>
-              <w:t>Suma acumulada de las 6 estadísticas básicas de combate.</w:t>
+              <w:t>Suma de todas las estadísticas de combate anteriores.</w:t>
             </w:r>
           </w:p>
         </w:tc>
@@ -741,7 +707,7 @@
                 <w:rFonts w:ascii="Segoe UI" w:hAnsi="Segoe UI"/>
                 <w:sz w:val="18"/>
               </w:rPr>
-              <w:t>Número entero de generación a la que pertenece (1 a 9).</w:t>
+              <w:t>Generación en la que se introdujo (del 1 al 9).</w:t>
             </w:r>
           </w:p>
         </w:tc>
@@ -788,7 +754,7 @@
                 <w:rFonts w:ascii="Segoe UI" w:hAnsi="Segoe UI"/>
                 <w:sz w:val="18"/>
               </w:rPr>
-              <w:t>Valor booleano que indica si el Pokémon es legendario (True/False).</w:t>
+              <w:t>Si es legendario (True o False).</w:t>
             </w:r>
           </w:p>
         </w:tc>
@@ -835,7 +801,7 @@
                 <w:rFonts w:ascii="Segoe UI" w:hAnsi="Segoe UI"/>
                 <w:sz w:val="18"/>
               </w:rPr>
-              <w:t>Valor booleano que indica si el Pokémon es singular/mítico (True/False).</w:t>
+              <w:t>Si es singular o mítico (True o False).</w:t>
             </w:r>
           </w:p>
         </w:tc>
@@ -882,7 +848,7 @@
                 <w:rFonts w:ascii="Segoe UI" w:hAnsi="Segoe UI"/>
                 <w:sz w:val="18"/>
               </w:rPr>
-              <w:t>Entorno ecológico asignado oficialmente (bosque, mar, cueva, etc.).</w:t>
+              <w:t>Hábitat asignado (bosque, mar, cueva, etc.).</w:t>
             </w:r>
           </w:p>
         </w:tc>
@@ -929,7 +895,7 @@
                 <w:rFonts w:ascii="Segoe UI" w:hAnsi="Segoe UI"/>
                 <w:sz w:val="18"/>
               </w:rPr>
-              <w:t>Ratio numérico de dificultad de captura (3 = mínimo, 255 = máximo).</w:t>
+              <w:t>Facilidad de captura (cuanto más alto, más fácil).</w:t>
             </w:r>
           </w:p>
         </w:tc>
@@ -946,7 +912,7 @@
           <w:color w:val="E53935"/>
           <w:sz w:val="32"/>
         </w:rPr>
-        <w:t>3. Limpieza y Gestión de Datos</w:t>
+        <w:t>3. Limpieza y tratamiento de los datos</w:t>
       </w:r>
     </w:p>
     <w:p>
@@ -958,7 +924,7 @@
           <w:rFonts w:ascii="Segoe UI" w:hAnsi="Segoe UI"/>
           <w:sz w:val="21"/>
         </w:rPr>
-        <w:t>Antes de proceder a la analítica, se aplicaron criterios metodológicos de calidad de datos:</w:t>
+        <w:t>Antes de ponernos a responder las preguntas, revisamos el archivo y tomamos varias decisiones de limpieza:</w:t>
       </w:r>
     </w:p>
     <w:p>
@@ -972,7 +938,7 @@
           <w:color w:val="1565C0"/>
           <w:sz w:val="26"/>
         </w:rPr>
-        <w:t>3.1. Reducción de dimensionalidad (16 columnas eliminadas)</w:t>
+        <w:t>3.1. Eliminar columnas irrelevantes (de 31 a 15 columnas)</w:t>
       </w:r>
     </w:p>
     <w:p>
@@ -984,7 +950,7 @@
           <w:rFonts w:ascii="Segoe UI" w:hAnsi="Segoe UI"/>
           <w:sz w:val="21"/>
         </w:rPr>
-        <w:t>El archivo sin depurar contenía 31 columnas. Se eliminaron 16 variables redundantes o puramente estéticas: sprites (sprite_url), textos de ambientación (flavor_text), medidas corporales (height_m, weight_kg), cadenas de evolución y habilidades de combate. Estas variables introducían ruido y consumo de memoria innecesario para los objetivos del proyecto.</w:t>
+        <w:t>El dataset original venía con 31 columnas. Borramos directamente todas aquellas que no aportaban nada a las preguntas que íbamos a responder o que eran solo datos cosméticos, como las URLs de las imágenes (sprite_url), los textos de la Pokédex (flavor_text), las alturas, pesos, grupos de huevo o habilidades.</w:t>
       </w:r>
     </w:p>
     <w:p>
@@ -998,7 +964,7 @@
           <w:color w:val="1565C0"/>
           <w:sz w:val="26"/>
         </w:rPr>
-        <w:t>3.2. Normalización de especies (1.025 registros)</w:t>
+        <w:t>3.2. Filtrar a las 1.025 especies base (de 1.350 a 1.025 filas)</w:t>
       </w:r>
     </w:p>
     <w:p>
@@ -1010,7 +976,7 @@
           <w:rFonts w:ascii="Segoe UI" w:hAnsi="Segoe UI"/>
           <w:sz w:val="21"/>
         </w:rPr>
-        <w:t>El archivo inicial contenía 1.350 filas debido a la inclusión de megaevoluciones, formas regionales (Alola, Galar, Hisui) y transformaciones temporales con numeraciones superiores a 10.000. Se procedió a filtrar estrictamente los números de Pokédex del 1 al 1.025. Esta decisión garantiza que cada especie esté representada una única vez, evitando sesgos que falsearían los análisis por tipo y hábitat.</w:t>
+        <w:t>El archivo original tenía 1.350 filas porque incluía megaevoluciones y formas regionales con números de Pokédex superiores a 10.000. Decidimos quedarnos únicamente con los 1.025 Pokémon oficiales de la Pokédex Nacional para que cada especie contara una sola vez y no falseara las medias de los tipos ni de los hábitats.</w:t>
       </w:r>
     </w:p>
     <w:p>
@@ -1024,7 +990,7 @@
           <w:color w:val="1565C0"/>
           <w:sz w:val="26"/>
         </w:rPr>
-        <w:t>3.3. Tratamiento de valores nulos (columna habitat)</w:t>
+        <w:t>3.3. El paréntesis sobre la columna habitat</w:t>
       </w:r>
     </w:p>
     <w:p>
@@ -1036,7 +1002,7 @@
           <w:rFonts w:ascii="Segoe UI" w:hAnsi="Segoe UI"/>
           <w:sz w:val="21"/>
         </w:rPr>
-        <w:t>La auditoría de valores nulos reveló que todas las variables están completas al 100%, con la única excepción de la columna habitat, que presenta 639 valores faltantes (NaN).</w:t>
+        <w:t>Al revisar los valores nulos (df.isnull().sum()), vimos que la única columna con datos faltantes era habitat, con 639 nulos. Investigando el motivo, vimos que la función de hábitats solo existió oficialmente en los juegos de la 3ª Generación (Rojo Fuego y Verde Hoja para Game Boy Advance), donde se catalogaron los 386 Pokémon que existían en ese momento. A partir de la 4ª generación, Game Freak dejó de usar esta clasificación.</w:t>
       </w:r>
     </w:p>
     <w:p>
@@ -1048,19 +1014,7 @@
           <w:rFonts w:ascii="Segoe UI" w:hAnsi="Segoe UI"/>
           <w:sz w:val="21"/>
         </w:rPr>
-        <w:t>Explicación técnica e histórica: La categorización por hábitats fue una funcionalidad introducida exclusivamente por Game Freak en la 3ª Generación (juegos Rojo Fuego y Verde Hoja de Game Boy Advance), en la que se clasificó exactamente a los 386 Pokémon existentes en ese momento (Generaciones 1 a 3). En las generaciones posteriores (4 a 9) la mecánica fue abandonada en la Pokédex oficial.</w:t>
-      </w:r>
-    </w:p>
-    <w:p>
-      <w:pPr>
-        <w:spacing w:after="120" w:line="276" w:lineRule="auto"/>
-      </w:pPr>
-      <w:r>
-        <w:rPr>
-          <w:rFonts w:ascii="Segoe UI" w:hAnsi="Segoe UI"/>
-          <w:sz w:val="21"/>
-        </w:rPr>
-        <w:t>Solución aplicada: En lugar de imputar datos inventados o eliminar a los 639 Pokémon del dataset general, se implementó un filtrado selectivo mediante df.dropna(subset=["habitat"]) exclusivamente al abordar las Preguntas 1 y 2.</w:t>
+        <w:t>Como era un tema interesante para responder a las dos primeras preguntas, decidimos seguir adelante aunque no cubriera todo el dataset, haciendo un breve paréntesis explicativo y utilizando dropna(subset=["habitat"]) solo cuando analizamos los hábitats para no tener que descartar al resto de Pokémon en las demás preguntas.</w:t>
       </w:r>
     </w:p>
     <w:p>
@@ -1074,7 +1028,7 @@
           <w:color w:val="E53935"/>
           <w:sz w:val="32"/>
         </w:rPr>
-        <w:t>4. Análisis Exploratorio de Datos (EDA)</w:t>
+        <w:t>4. Exploración inicial (EDA)</w:t>
       </w:r>
     </w:p>
     <w:p>
@@ -1086,7 +1040,7 @@
           <w:rFonts w:ascii="Segoe UI" w:hAnsi="Segoe UI"/>
           <w:sz w:val="21"/>
         </w:rPr>
-        <w:t>En el cuaderno 00_exploracion_inicial.ipynb se calcularon las estadísticas descriptivas de las variables cuantitativas de combate para los 1.025 Pokémon:</w:t>
+        <w:t>En el notebook 00_exploracion_inicial.ipynb cargamos el dataset y sacamos las estadísticas descriptivas generales de todos los Pokémon con .describe():</w:t>
       </w:r>
     </w:p>
     <w:tbl>
@@ -1255,7 +1209,7 @@
                 <w:rFonts w:ascii="Segoe UI" w:hAnsi="Segoe UI"/>
                 <w:sz w:val="17"/>
               </w:rPr>
-              <w:t>Media (mean)</w:t>
+              <w:t>Media</w:t>
             </w:r>
           </w:p>
         </w:tc>
@@ -1377,7 +1331,7 @@
                 <w:rFonts w:ascii="Segoe UI" w:hAnsi="Segoe UI"/>
                 <w:sz w:val="17"/>
               </w:rPr>
-              <w:t>Desv. Est. (std)</w:t>
+              <w:t>Desv. estándar</w:t>
             </w:r>
           </w:p>
         </w:tc>
@@ -1499,7 +1453,7 @@
                 <w:rFonts w:ascii="Segoe UI" w:hAnsi="Segoe UI"/>
                 <w:sz w:val="17"/>
               </w:rPr>
-              <w:t>Mínimo (min)</w:t>
+              <w:t>Mínimo</w:t>
             </w:r>
           </w:p>
         </w:tc>
@@ -1743,7 +1697,7 @@
                 <w:rFonts w:ascii="Segoe UI" w:hAnsi="Segoe UI"/>
                 <w:sz w:val="17"/>
               </w:rPr>
-              <w:t>Máximo (max)</w:t>
+              <w:t>Máximo</w:t>
             </w:r>
           </w:p>
         </w:tc>
@@ -1863,31 +1817,7 @@
           <w:rFonts w:ascii="Segoe UI" w:hAnsi="Segoe UI"/>
           <w:sz w:val="21"/>
         </w:rPr>
-        <w:t>Observaciones clave:</w:t>
-      </w:r>
-    </w:p>
-    <w:p>
-      <w:pPr>
-        <w:spacing w:after="120" w:line="276" w:lineRule="auto"/>
-      </w:pPr>
-      <w:r>
-        <w:rPr>
-          <w:rFonts w:ascii="Segoe UI" w:hAnsi="Segoe UI"/>
-          <w:sz w:val="21"/>
-        </w:rPr>
-        <w:t>• La media global de fuerza (Base Stat Total) se sitúa en 435.5 puntos, con una mediana de 450.0 puntos.</w:t>
-      </w:r>
-    </w:p>
-    <w:p>
-      <w:pPr>
-        <w:spacing w:after="120" w:line="276" w:lineRule="auto"/>
-      </w:pPr>
-      <w:r>
-        <w:rPr>
-          <w:rFonts w:ascii="Segoe UI" w:hAnsi="Segoe UI"/>
-          <w:sz w:val="21"/>
-        </w:rPr>
-        <w:t>• El Pokémon con menores estadísticas base registra 175 puntos, mientras que el techo estadístico estándar lo marca Arceus con 720 puntos.</w:t>
+        <w:t>Viendo la tabla, la media general de estadísticas de un Pokémon se queda en unos 435 puntos, con una mediana de 450. El mínimo del juego son 175 puntos y el máximo de esta lista base llega a 720 puntos (Arceus).</w:t>
       </w:r>
     </w:p>
     <w:p>
@@ -1901,7 +1831,19 @@
           <w:color w:val="E53935"/>
           <w:sz w:val="32"/>
         </w:rPr>
-        <w:t>5. Análisis en Profundidad: Resolución de Preguntas</w:t>
+        <w:t>5. Resolución de las 5 preguntas planteadas</w:t>
+      </w:r>
+    </w:p>
+    <w:p>
+      <w:pPr>
+        <w:spacing w:after="120" w:line="276" w:lineRule="auto"/>
+      </w:pPr>
+      <w:r>
+        <w:rPr>
+          <w:rFonts w:ascii="Segoe UI" w:hAnsi="Segoe UI"/>
+          <w:sz w:val="21"/>
+        </w:rPr>
+        <w:t>A continuación explicamos cómo resolvimos cada pregunta en su respectivo notebook y los resultados obtenidos. Como conocemos la franquicia, la mayoría de conclusiones salieron tal y como nos esperábamos.</w:t>
       </w:r>
     </w:p>
     <w:p>
@@ -1927,7 +1869,7 @@
           <w:rFonts w:ascii="Segoe UI" w:hAnsi="Segoe UI"/>
           <w:sz w:val="21"/>
         </w:rPr>
-        <w:t>Objetivo: Identificar, para cada uno de los 9 hábitats ecológicos catalogados, cuál es el Pokémon que ostenta la mayor puntuación de estadística base total (base_stat_total).</w:t>
+        <w:t>Pregunta planteada: De cada hábitat, ¿cuál es el Pokémon con más puntos de estadística total (base_stat_total)? (Notebook: 01_pokemon_mas_fuerte_por_habitat.ipynb)</w:t>
       </w:r>
     </w:p>
     <w:p>
@@ -1939,7 +1881,506 @@
           <w:rFonts w:ascii="Segoe UI" w:hAnsi="Segoe UI"/>
           <w:sz w:val="21"/>
         </w:rPr>
-        <w:t>Metodología: Se filtraron las filas con hábitat no nulo (386 registros), se aplicó un agrupamiento por habitat y se extrajo el registro con el valor máximo mediante idxmax().</w:t>
+        <w:t>Para responderla, filtramos los Pokémon que sí tenían hábitat asignado, agrupamos por habitat y nos quedamos con el valor máximo de cada grupo mediante idxmax().</w:t>
+      </w:r>
+    </w:p>
+    <w:tbl>
+      <w:tblPr>
+        <w:tblW w:type="auto" w:w="0"/>
+        <w:jc w:val="center"/>
+        <w:tblLook w:firstColumn="1" w:firstRow="1" w:lastColumn="0" w:lastRow="0" w:noHBand="0" w:noVBand="1" w:val="04A0"/>
+      </w:tblPr>
+      <w:tblGrid>
+        <w:gridCol w:w="3120"/>
+        <w:gridCol w:w="3120"/>
+        <w:gridCol w:w="3120"/>
+      </w:tblGrid>
+      <w:tr>
+        <w:tc>
+          <w:tcPr>
+            <w:tcW w:type="dxa" w:w="3120"/>
+            <w:shd w:fill="E53935"/>
+          </w:tcPr>
+          <w:p>
+            <w:r>
+              <w:rPr>
+                <w:rFonts w:ascii="Segoe UI" w:hAnsi="Segoe UI"/>
+                <w:b/>
+                <w:color w:val="FFFFFF"/>
+                <w:sz w:val="19"/>
+              </w:rPr>
+              <w:t>Hábitat</w:t>
+            </w:r>
+          </w:p>
+        </w:tc>
+        <w:tc>
+          <w:tcPr>
+            <w:tcW w:type="dxa" w:w="3120"/>
+            <w:shd w:fill="E53935"/>
+          </w:tcPr>
+          <w:p>
+            <w:r>
+              <w:rPr>
+                <w:rFonts w:ascii="Segoe UI" w:hAnsi="Segoe UI"/>
+                <w:b/>
+                <w:color w:val="FFFFFF"/>
+                <w:sz w:val="19"/>
+              </w:rPr>
+              <w:t>Pokémon más fuerte</w:t>
+            </w:r>
+          </w:p>
+        </w:tc>
+        <w:tc>
+          <w:tcPr>
+            <w:tcW w:type="dxa" w:w="3120"/>
+            <w:shd w:fill="E53935"/>
+          </w:tcPr>
+          <w:p>
+            <w:r>
+              <w:rPr>
+                <w:rFonts w:ascii="Segoe UI" w:hAnsi="Segoe UI"/>
+                <w:b/>
+                <w:color w:val="FFFFFF"/>
+                <w:sz w:val="19"/>
+              </w:rPr>
+              <w:t>Base Stat Total</w:t>
+            </w:r>
+          </w:p>
+        </w:tc>
+      </w:tr>
+      <w:tr>
+        <w:tc>
+          <w:tcPr>
+            <w:tcW w:type="dxa" w:w="3120"/>
+            <w:shd w:fill="F8F9FA"/>
+          </w:tcPr>
+          <w:p>
+            <w:r>
+              <w:rPr>
+                <w:rFonts w:ascii="Segoe UI" w:hAnsi="Segoe UI"/>
+                <w:sz w:val="18"/>
+              </w:rPr>
+              <w:t>rare</w:t>
+            </w:r>
+          </w:p>
+        </w:tc>
+        <w:tc>
+          <w:tcPr>
+            <w:tcW w:type="dxa" w:w="3120"/>
+            <w:shd w:fill="F8F9FA"/>
+          </w:tcPr>
+          <w:p>
+            <w:r>
+              <w:rPr>
+                <w:rFonts w:ascii="Segoe UI" w:hAnsi="Segoe UI"/>
+                <w:sz w:val="18"/>
+              </w:rPr>
+              <w:t>Rayquaza</w:t>
+            </w:r>
+          </w:p>
+        </w:tc>
+        <w:tc>
+          <w:tcPr>
+            <w:tcW w:type="dxa" w:w="3120"/>
+            <w:shd w:fill="F8F9FA"/>
+          </w:tcPr>
+          <w:p>
+            <w:r>
+              <w:rPr>
+                <w:rFonts w:ascii="Segoe UI" w:hAnsi="Segoe UI"/>
+                <w:sz w:val="18"/>
+              </w:rPr>
+              <w:t>680</w:t>
+            </w:r>
+          </w:p>
+        </w:tc>
+      </w:tr>
+      <w:tr>
+        <w:tc>
+          <w:tcPr>
+            <w:tcW w:type="dxa" w:w="3120"/>
+            <w:shd w:fill="FFFFFF"/>
+          </w:tcPr>
+          <w:p>
+            <w:r>
+              <w:rPr>
+                <w:rFonts w:ascii="Segoe UI" w:hAnsi="Segoe UI"/>
+                <w:sz w:val="18"/>
+              </w:rPr>
+              <w:t>sea</w:t>
+            </w:r>
+          </w:p>
+        </w:tc>
+        <w:tc>
+          <w:tcPr>
+            <w:tcW w:type="dxa" w:w="3120"/>
+            <w:shd w:fill="FFFFFF"/>
+          </w:tcPr>
+          <w:p>
+            <w:r>
+              <w:rPr>
+                <w:rFonts w:ascii="Segoe UI" w:hAnsi="Segoe UI"/>
+                <w:sz w:val="18"/>
+              </w:rPr>
+              <w:t>Kyogre</w:t>
+            </w:r>
+          </w:p>
+        </w:tc>
+        <w:tc>
+          <w:tcPr>
+            <w:tcW w:type="dxa" w:w="3120"/>
+            <w:shd w:fill="FFFFFF"/>
+          </w:tcPr>
+          <w:p>
+            <w:r>
+              <w:rPr>
+                <w:rFonts w:ascii="Segoe UI" w:hAnsi="Segoe UI"/>
+                <w:sz w:val="18"/>
+              </w:rPr>
+              <w:t>670</w:t>
+            </w:r>
+          </w:p>
+        </w:tc>
+      </w:tr>
+      <w:tr>
+        <w:tc>
+          <w:tcPr>
+            <w:tcW w:type="dxa" w:w="3120"/>
+            <w:shd w:fill="F8F9FA"/>
+          </w:tcPr>
+          <w:p>
+            <w:r>
+              <w:rPr>
+                <w:rFonts w:ascii="Segoe UI" w:hAnsi="Segoe UI"/>
+                <w:sz w:val="18"/>
+              </w:rPr>
+              <w:t>forest</w:t>
+            </w:r>
+          </w:p>
+        </w:tc>
+        <w:tc>
+          <w:tcPr>
+            <w:tcW w:type="dxa" w:w="3120"/>
+            <w:shd w:fill="F8F9FA"/>
+          </w:tcPr>
+          <w:p>
+            <w:r>
+              <w:rPr>
+                <w:rFonts w:ascii="Segoe UI" w:hAnsi="Segoe UI"/>
+                <w:sz w:val="18"/>
+              </w:rPr>
+              <w:t>Slaking</w:t>
+            </w:r>
+          </w:p>
+        </w:tc>
+        <w:tc>
+          <w:tcPr>
+            <w:tcW w:type="dxa" w:w="3120"/>
+            <w:shd w:fill="F8F9FA"/>
+          </w:tcPr>
+          <w:p>
+            <w:r>
+              <w:rPr>
+                <w:rFonts w:ascii="Segoe UI" w:hAnsi="Segoe UI"/>
+                <w:sz w:val="18"/>
+              </w:rPr>
+              <w:t>670</w:t>
+            </w:r>
+          </w:p>
+        </w:tc>
+      </w:tr>
+      <w:tr>
+        <w:tc>
+          <w:tcPr>
+            <w:tcW w:type="dxa" w:w="3120"/>
+            <w:shd w:fill="FFFFFF"/>
+          </w:tcPr>
+          <w:p>
+            <w:r>
+              <w:rPr>
+                <w:rFonts w:ascii="Segoe UI" w:hAnsi="Segoe UI"/>
+                <w:sz w:val="18"/>
+              </w:rPr>
+              <w:t>rough-terrain</w:t>
+            </w:r>
+          </w:p>
+        </w:tc>
+        <w:tc>
+          <w:tcPr>
+            <w:tcW w:type="dxa" w:w="3120"/>
+            <w:shd w:fill="FFFFFF"/>
+          </w:tcPr>
+          <w:p>
+            <w:r>
+              <w:rPr>
+                <w:rFonts w:ascii="Segoe UI" w:hAnsi="Segoe UI"/>
+                <w:sz w:val="18"/>
+              </w:rPr>
+              <w:t>Groudon</w:t>
+            </w:r>
+          </w:p>
+        </w:tc>
+        <w:tc>
+          <w:tcPr>
+            <w:tcW w:type="dxa" w:w="3120"/>
+            <w:shd w:fill="FFFFFF"/>
+          </w:tcPr>
+          <w:p>
+            <w:r>
+              <w:rPr>
+                <w:rFonts w:ascii="Segoe UI" w:hAnsi="Segoe UI"/>
+                <w:sz w:val="18"/>
+              </w:rPr>
+              <w:t>670</w:t>
+            </w:r>
+          </w:p>
+        </w:tc>
+      </w:tr>
+      <w:tr>
+        <w:tc>
+          <w:tcPr>
+            <w:tcW w:type="dxa" w:w="3120"/>
+            <w:shd w:fill="F8F9FA"/>
+          </w:tcPr>
+          <w:p>
+            <w:r>
+              <w:rPr>
+                <w:rFonts w:ascii="Segoe UI" w:hAnsi="Segoe UI"/>
+                <w:sz w:val="18"/>
+              </w:rPr>
+              <w:t>waters-edge</w:t>
+            </w:r>
+          </w:p>
+        </w:tc>
+        <w:tc>
+          <w:tcPr>
+            <w:tcW w:type="dxa" w:w="3120"/>
+            <w:shd w:fill="F8F9FA"/>
+          </w:tcPr>
+          <w:p>
+            <w:r>
+              <w:rPr>
+                <w:rFonts w:ascii="Segoe UI" w:hAnsi="Segoe UI"/>
+                <w:sz w:val="18"/>
+              </w:rPr>
+              <w:t>Dragonite</w:t>
+            </w:r>
+          </w:p>
+        </w:tc>
+        <w:tc>
+          <w:tcPr>
+            <w:tcW w:type="dxa" w:w="3120"/>
+            <w:shd w:fill="F8F9FA"/>
+          </w:tcPr>
+          <w:p>
+            <w:r>
+              <w:rPr>
+                <w:rFonts w:ascii="Segoe UI" w:hAnsi="Segoe UI"/>
+                <w:sz w:val="18"/>
+              </w:rPr>
+              <w:t>600</w:t>
+            </w:r>
+          </w:p>
+        </w:tc>
+      </w:tr>
+      <w:tr>
+        <w:tc>
+          <w:tcPr>
+            <w:tcW w:type="dxa" w:w="3120"/>
+            <w:shd w:fill="FFFFFF"/>
+          </w:tcPr>
+          <w:p>
+            <w:r>
+              <w:rPr>
+                <w:rFonts w:ascii="Segoe UI" w:hAnsi="Segoe UI"/>
+                <w:sz w:val="18"/>
+              </w:rPr>
+              <w:t>mountain</w:t>
+            </w:r>
+          </w:p>
+        </w:tc>
+        <w:tc>
+          <w:tcPr>
+            <w:tcW w:type="dxa" w:w="3120"/>
+            <w:shd w:fill="FFFFFF"/>
+          </w:tcPr>
+          <w:p>
+            <w:r>
+              <w:rPr>
+                <w:rFonts w:ascii="Segoe UI" w:hAnsi="Segoe UI"/>
+                <w:sz w:val="18"/>
+              </w:rPr>
+              <w:t>Tyranitar</w:t>
+            </w:r>
+          </w:p>
+        </w:tc>
+        <w:tc>
+          <w:tcPr>
+            <w:tcW w:type="dxa" w:w="3120"/>
+            <w:shd w:fill="FFFFFF"/>
+          </w:tcPr>
+          <w:p>
+            <w:r>
+              <w:rPr>
+                <w:rFonts w:ascii="Segoe UI" w:hAnsi="Segoe UI"/>
+                <w:sz w:val="18"/>
+              </w:rPr>
+              <w:t>600</w:t>
+            </w:r>
+          </w:p>
+        </w:tc>
+      </w:tr>
+      <w:tr>
+        <w:tc>
+          <w:tcPr>
+            <w:tcW w:type="dxa" w:w="3120"/>
+            <w:shd w:fill="F8F9FA"/>
+          </w:tcPr>
+          <w:p>
+            <w:r>
+              <w:rPr>
+                <w:rFonts w:ascii="Segoe UI" w:hAnsi="Segoe UI"/>
+                <w:sz w:val="18"/>
+              </w:rPr>
+              <w:t>cave</w:t>
+            </w:r>
+          </w:p>
+        </w:tc>
+        <w:tc>
+          <w:tcPr>
+            <w:tcW w:type="dxa" w:w="3120"/>
+            <w:shd w:fill="F8F9FA"/>
+          </w:tcPr>
+          <w:p>
+            <w:r>
+              <w:rPr>
+                <w:rFonts w:ascii="Segoe UI" w:hAnsi="Segoe UI"/>
+                <w:sz w:val="18"/>
+              </w:rPr>
+              <w:t>Regirock</w:t>
+            </w:r>
+          </w:p>
+        </w:tc>
+        <w:tc>
+          <w:tcPr>
+            <w:tcW w:type="dxa" w:w="3120"/>
+            <w:shd w:fill="F8F9FA"/>
+          </w:tcPr>
+          <w:p>
+            <w:r>
+              <w:rPr>
+                <w:rFonts w:ascii="Segoe UI" w:hAnsi="Segoe UI"/>
+                <w:sz w:val="18"/>
+              </w:rPr>
+              <w:t>580</w:t>
+            </w:r>
+          </w:p>
+        </w:tc>
+      </w:tr>
+      <w:tr>
+        <w:tc>
+          <w:tcPr>
+            <w:tcW w:type="dxa" w:w="3120"/>
+            <w:shd w:fill="FFFFFF"/>
+          </w:tcPr>
+          <w:p>
+            <w:r>
+              <w:rPr>
+                <w:rFonts w:ascii="Segoe UI" w:hAnsi="Segoe UI"/>
+                <w:sz w:val="18"/>
+              </w:rPr>
+              <w:t>grassland</w:t>
+            </w:r>
+          </w:p>
+        </w:tc>
+        <w:tc>
+          <w:tcPr>
+            <w:tcW w:type="dxa" w:w="3120"/>
+            <w:shd w:fill="FFFFFF"/>
+          </w:tcPr>
+          <w:p>
+            <w:r>
+              <w:rPr>
+                <w:rFonts w:ascii="Segoe UI" w:hAnsi="Segoe UI"/>
+                <w:sz w:val="18"/>
+              </w:rPr>
+              <w:t>Raikou</w:t>
+            </w:r>
+          </w:p>
+        </w:tc>
+        <w:tc>
+          <w:tcPr>
+            <w:tcW w:type="dxa" w:w="3120"/>
+            <w:shd w:fill="FFFFFF"/>
+          </w:tcPr>
+          <w:p>
+            <w:r>
+              <w:rPr>
+                <w:rFonts w:ascii="Segoe UI" w:hAnsi="Segoe UI"/>
+                <w:sz w:val="18"/>
+              </w:rPr>
+              <w:t>580</w:t>
+            </w:r>
+          </w:p>
+        </w:tc>
+      </w:tr>
+      <w:tr>
+        <w:tc>
+          <w:tcPr>
+            <w:tcW w:type="dxa" w:w="3120"/>
+            <w:shd w:fill="F8F9FA"/>
+          </w:tcPr>
+          <w:p>
+            <w:r>
+              <w:rPr>
+                <w:rFonts w:ascii="Segoe UI" w:hAnsi="Segoe UI"/>
+                <w:sz w:val="18"/>
+              </w:rPr>
+              <w:t>urban</w:t>
+            </w:r>
+          </w:p>
+        </w:tc>
+        <w:tc>
+          <w:tcPr>
+            <w:tcW w:type="dxa" w:w="3120"/>
+            <w:shd w:fill="F8F9FA"/>
+          </w:tcPr>
+          <w:p>
+            <w:r>
+              <w:rPr>
+                <w:rFonts w:ascii="Segoe UI" w:hAnsi="Segoe UI"/>
+                <w:sz w:val="18"/>
+              </w:rPr>
+              <w:t>Blissey</w:t>
+            </w:r>
+          </w:p>
+        </w:tc>
+        <w:tc>
+          <w:tcPr>
+            <w:tcW w:type="dxa" w:w="3120"/>
+            <w:shd w:fill="F8F9FA"/>
+          </w:tcPr>
+          <w:p>
+            <w:r>
+              <w:rPr>
+                <w:rFonts w:ascii="Segoe UI" w:hAnsi="Segoe UI"/>
+                <w:sz w:val="18"/>
+              </w:rPr>
+              <w:t>540</w:t>
+            </w:r>
+          </w:p>
+        </w:tc>
+      </w:tr>
+    </w:tbl>
+    <w:p>
+      <w:pPr>
+        <w:spacing w:after="120" w:line="276" w:lineRule="auto"/>
+      </w:pPr>
+      <w:r>
+        <w:rPr>
+          <w:rFonts w:ascii="Segoe UI" w:hAnsi="Segoe UI"/>
+          <w:sz w:val="21"/>
+        </w:rPr>
       </w:r>
     </w:p>
     <w:p>
@@ -1990,7 +2431,7 @@
           <w:rFonts w:ascii="Segoe UI" w:hAnsi="Segoe UI"/>
           <w:sz w:val="21"/>
         </w:rPr>
-        <w:t>Resultados por hábitat:</w:t>
+        <w:t>Comentario de los resultados:</w:t>
       </w:r>
     </w:p>
     <w:p>
@@ -2002,23 +2443,7 @@
           <w:rFonts w:ascii="Segoe UI" w:hAnsi="Segoe UI"/>
           <w:sz w:val="21"/>
         </w:rPr>
-        <w:t>• Rare: Mewtwo (680 BST) y Rayquaza (680 BST) empatan en el primer puesto con la puntuación más alta.</w:t>
-        <w:br/>
-        <w:t>• Sea: Kyogre lidera el entorno marino con 670 BST.</w:t>
-        <w:br/>
-        <w:t>• Forest: Slaking lidera el bosque con 670 BST.</w:t>
-        <w:br/>
-        <w:t>• Rough-terrain: Groudon domina el terreno accidentado con 670 BST.</w:t>
-        <w:br/>
-        <w:t>• Waters-edge: Dragonite lidera las orillas con 600 BST.</w:t>
-        <w:br/>
-        <w:t>• Mountain: Tyranitar lidera las zonas montañosas con 600 BST.</w:t>
-        <w:br/>
-        <w:t>• Cave: Regirock con 580 BST.</w:t>
-        <w:br/>
-        <w:t>• Grassland: Raikou con 580 BST.</w:t>
-        <w:br/>
-        <w:t>• Urban: Blissey encabeza el entorno urbano con 540 BST.</w:t>
+        <w:t>En el gráfico horizontal pusimos a cada Pokémon con un color representativo suyo. El más fuerte resultó ser Rayquaza con 680 puntos en el hábitat raro, seguido de Kyogre en el mar (670), Slaking en el bosque (670) y Groudon en terreno accidentado (670). Cabe mencionar que en el hábitat raro Mewtwo también tiene 680 puntos, empatando en la máxima puntuación.</w:t>
       </w:r>
     </w:p>
     <w:p>
@@ -2044,7 +2469,7 @@
           <w:rFonts w:ascii="Segoe UI" w:hAnsi="Segoe UI"/>
           <w:sz w:val="21"/>
         </w:rPr>
-        <w:t>Objetivo: Determinar qué hábitat acumula mayor volumen global de fuerza y cuál presenta el promedio de poder más elevado.</w:t>
+        <w:t>Pregunta planteada: ¿Cuál es el hábitat con más puntos de fuerza basándonos en los puntos de estadística? (Notebook: 02_habitat_con_mas_fuerza.ipynb)</w:t>
       </w:r>
     </w:p>
     <w:p>
@@ -2056,7 +2481,177 @@
           <w:rFonts w:ascii="Segoe UI" w:hAnsi="Segoe UI"/>
           <w:sz w:val="21"/>
         </w:rPr>
-        <w:t>Metodología: Se calcularon la suma acumulada (sum()) y la media aritmética (mean()) de base_stat_total para cada grupo de hábitat.</w:t>
+        <w:t>Aquí analizamos dos cosas: qué hábitat tiene la media de fuerza más alta y cuál tiene más puntos sumando todos sus Pokémon.</w:t>
+      </w:r>
+    </w:p>
+    <w:tbl>
+      <w:tblPr>
+        <w:tblW w:type="auto" w:w="0"/>
+        <w:jc w:val="center"/>
+        <w:tblLook w:firstColumn="1" w:firstRow="1" w:lastColumn="0" w:lastRow="0" w:noHBand="0" w:noVBand="1" w:val="04A0"/>
+      </w:tblPr>
+      <w:tblGrid>
+        <w:gridCol w:w="3120"/>
+        <w:gridCol w:w="3120"/>
+        <w:gridCol w:w="3120"/>
+      </w:tblGrid>
+      <w:tr>
+        <w:tc>
+          <w:tcPr>
+            <w:tcW w:type="dxa" w:w="3120"/>
+            <w:shd w:fill="E53935"/>
+          </w:tcPr>
+          <w:p>
+            <w:r>
+              <w:rPr>
+                <w:rFonts w:ascii="Segoe UI" w:hAnsi="Segoe UI"/>
+                <w:b/>
+                <w:color w:val="FFFFFF"/>
+                <w:sz w:val="19"/>
+              </w:rPr>
+              <w:t>Criterio</w:t>
+            </w:r>
+          </w:p>
+        </w:tc>
+        <w:tc>
+          <w:tcPr>
+            <w:tcW w:type="dxa" w:w="3120"/>
+            <w:shd w:fill="E53935"/>
+          </w:tcPr>
+          <w:p>
+            <w:r>
+              <w:rPr>
+                <w:rFonts w:ascii="Segoe UI" w:hAnsi="Segoe UI"/>
+                <w:b/>
+                <w:color w:val="FFFFFF"/>
+                <w:sz w:val="19"/>
+              </w:rPr>
+              <w:t>Hábitat ganador</w:t>
+            </w:r>
+          </w:p>
+        </w:tc>
+        <w:tc>
+          <w:tcPr>
+            <w:tcW w:type="dxa" w:w="3120"/>
+            <w:shd w:fill="E53935"/>
+          </w:tcPr>
+          <w:p>
+            <w:r>
+              <w:rPr>
+                <w:rFonts w:ascii="Segoe UI" w:hAnsi="Segoe UI"/>
+                <w:b/>
+                <w:color w:val="FFFFFF"/>
+                <w:sz w:val="19"/>
+              </w:rPr>
+              <w:t>Puntuación</w:t>
+            </w:r>
+          </w:p>
+        </w:tc>
+      </w:tr>
+      <w:tr>
+        <w:tc>
+          <w:tcPr>
+            <w:tcW w:type="dxa" w:w="3120"/>
+            <w:shd w:fill="F8F9FA"/>
+          </w:tcPr>
+          <w:p>
+            <w:r>
+              <w:rPr>
+                <w:rFonts w:ascii="Segoe UI" w:hAnsi="Segoe UI"/>
+                <w:sz w:val="18"/>
+              </w:rPr>
+              <w:t>Por media de fuerza</w:t>
+            </w:r>
+          </w:p>
+        </w:tc>
+        <w:tc>
+          <w:tcPr>
+            <w:tcW w:type="dxa" w:w="3120"/>
+            <w:shd w:fill="F8F9FA"/>
+          </w:tcPr>
+          <w:p>
+            <w:r>
+              <w:rPr>
+                <w:rFonts w:ascii="Segoe UI" w:hAnsi="Segoe UI"/>
+                <w:sz w:val="18"/>
+              </w:rPr>
+              <w:t>rare</w:t>
+            </w:r>
+          </w:p>
+        </w:tc>
+        <w:tc>
+          <w:tcPr>
+            <w:tcW w:type="dxa" w:w="3120"/>
+            <w:shd w:fill="F8F9FA"/>
+          </w:tcPr>
+          <w:p>
+            <w:r>
+              <w:rPr>
+                <w:rFonts w:ascii="Segoe UI" w:hAnsi="Segoe UI"/>
+                <w:sz w:val="18"/>
+              </w:rPr>
+              <w:t>599.6 puntos de media</w:t>
+            </w:r>
+          </w:p>
+        </w:tc>
+      </w:tr>
+      <w:tr>
+        <w:tc>
+          <w:tcPr>
+            <w:tcW w:type="dxa" w:w="3120"/>
+            <w:shd w:fill="FFFFFF"/>
+          </w:tcPr>
+          <w:p>
+            <w:r>
+              <w:rPr>
+                <w:rFonts w:ascii="Segoe UI" w:hAnsi="Segoe UI"/>
+                <w:sz w:val="18"/>
+              </w:rPr>
+              <w:t>Por suma total de puntos</w:t>
+            </w:r>
+          </w:p>
+        </w:tc>
+        <w:tc>
+          <w:tcPr>
+            <w:tcW w:type="dxa" w:w="3120"/>
+            <w:shd w:fill="FFFFFF"/>
+          </w:tcPr>
+          <w:p>
+            <w:r>
+              <w:rPr>
+                <w:rFonts w:ascii="Segoe UI" w:hAnsi="Segoe UI"/>
+                <w:sz w:val="18"/>
+              </w:rPr>
+              <w:t>grassland</w:t>
+            </w:r>
+          </w:p>
+        </w:tc>
+        <w:tc>
+          <w:tcPr>
+            <w:tcW w:type="dxa" w:w="3120"/>
+            <w:shd w:fill="FFFFFF"/>
+          </w:tcPr>
+          <w:p>
+            <w:r>
+              <w:rPr>
+                <w:rFonts w:ascii="Segoe UI" w:hAnsi="Segoe UI"/>
+                <w:sz w:val="18"/>
+              </w:rPr>
+              <w:t>32.216 puntos totales</w:t>
+            </w:r>
+          </w:p>
+        </w:tc>
+      </w:tr>
+    </w:tbl>
+    <w:p>
+      <w:pPr>
+        <w:spacing w:after="120" w:line="276" w:lineRule="auto"/>
+      </w:pPr>
+      <w:r>
+        <w:rPr>
+          <w:rFonts w:ascii="Segoe UI" w:hAnsi="Segoe UI"/>
+          <w:sz w:val="21"/>
+        </w:rPr>
       </w:r>
     </w:p>
     <w:p>
@@ -2107,7 +2702,7 @@
           <w:rFonts w:ascii="Segoe UI" w:hAnsi="Segoe UI"/>
           <w:sz w:val="21"/>
         </w:rPr>
-        <w:t>Interpretación: Se aprecia una marcada dualidad analítica:</w:t>
+        <w:t>Comentario de los resultados:</w:t>
       </w:r>
     </w:p>
     <w:p>
@@ -2119,19 +2714,7 @@
           <w:rFonts w:ascii="Segoe UI" w:hAnsi="Segoe UI"/>
           <w:sz w:val="21"/>
         </w:rPr>
-        <w:t>• Por promedio de fuerza, el hábitat "rare" lidera indiscutiblemente con una media de 599.6 puntos, ya que está compuesto casi exclusivamente por criaturas legendarias (Articuno, Zapdos, Moltres, Mewtwo, Rayquaza).</w:t>
-      </w:r>
-    </w:p>
-    <w:p>
-      <w:pPr>
-        <w:spacing w:after="120" w:line="276" w:lineRule="auto"/>
-      </w:pPr>
-      <w:r>
-        <w:rPr>
-          <w:rFonts w:ascii="Segoe UI" w:hAnsi="Segoe UI"/>
-          <w:sz w:val="21"/>
-        </w:rPr>
-        <w:t>• Por volumen acumulado, el hábitat "grassland" (pradera) lidera el total absoluto debido a su alta concentración de especies (80 Pokémon, sumando más de 32.200 puntos).</w:t>
+        <w:t>Si miramos la media, el hábitat más fuerte es claramente rare con casi 600 puntos de media, lo cual es normal porque casi todos los que viven ahí son legendarios (Mewtwo, las aves legendarias, Rayquaza...). Pero si miramos la suma total acumulada, gana grassland (pradera) con más de 32.000 puntos porque es el hábitat donde más Pokémon hay metidos (80 especies).</w:t>
       </w:r>
     </w:p>
     <w:p>
@@ -2145,7 +2728,7 @@
           <w:color w:val="1565C0"/>
           <w:sz w:val="26"/>
         </w:rPr>
-        <w:t>5.3. Pregunta 3: Tipo más fuerte de media</w:t>
+        <w:t>5.3. Pregunta 3: Tipo de Pokémon más fuerte de media</w:t>
       </w:r>
     </w:p>
     <w:p>
@@ -2157,7 +2740,7 @@
           <w:rFonts w:ascii="Segoe UI" w:hAnsi="Segoe UI"/>
           <w:sz w:val="21"/>
         </w:rPr>
-        <w:t>Objetivo: Comparar los 18 tipos elementales principales (type_1) para descubrir cuál presenta el promedio de estadísticas más alto del juego.</w:t>
+        <w:t>Pregunta planteada: De cada tipo de Pokémon, ¿cuál es el tipo más fuerte de media (basándonos en los puntos de estadística)? (Notebook: 03_tipo_mas_fuerte_de_media.ipynb)</w:t>
       </w:r>
     </w:p>
     <w:p>
@@ -2169,7 +2752,412 @@
           <w:rFonts w:ascii="Segoe UI" w:hAnsi="Segoe UI"/>
           <w:sz w:val="21"/>
         </w:rPr>
-        <w:t>Metodología: Se agruparon las 1.025 especies por type_1, calculando la media de base_stat_total y representándolo mediante un diagrama de caja (Boxplot) para analizar también la dispersión interna.</w:t>
+        <w:t>Agrupamos los 1.025 Pokémon por su tipo principal (type_1), calculamos la media de cada uno y además hicimos un diagrama de caja (Boxplot) para ver cómo se reparten las estadísticas dentro de cada tipo.</w:t>
+      </w:r>
+    </w:p>
+    <w:tbl>
+      <w:tblPr>
+        <w:tblW w:type="auto" w:w="0"/>
+        <w:jc w:val="center"/>
+        <w:tblLook w:firstColumn="1" w:firstRow="1" w:lastColumn="0" w:lastRow="0" w:noHBand="0" w:noVBand="1" w:val="04A0"/>
+      </w:tblPr>
+      <w:tblGrid>
+        <w:gridCol w:w="3120"/>
+        <w:gridCol w:w="3120"/>
+        <w:gridCol w:w="3120"/>
+      </w:tblGrid>
+      <w:tr>
+        <w:tc>
+          <w:tcPr>
+            <w:tcW w:type="dxa" w:w="3120"/>
+            <w:shd w:fill="E53935"/>
+          </w:tcPr>
+          <w:p>
+            <w:r>
+              <w:rPr>
+                <w:rFonts w:ascii="Segoe UI" w:hAnsi="Segoe UI"/>
+                <w:b/>
+                <w:color w:val="FFFFFF"/>
+                <w:sz w:val="19"/>
+              </w:rPr>
+              <w:t>Posición</w:t>
+            </w:r>
+          </w:p>
+        </w:tc>
+        <w:tc>
+          <w:tcPr>
+            <w:tcW w:type="dxa" w:w="3120"/>
+            <w:shd w:fill="E53935"/>
+          </w:tcPr>
+          <w:p>
+            <w:r>
+              <w:rPr>
+                <w:rFonts w:ascii="Segoe UI" w:hAnsi="Segoe UI"/>
+                <w:b/>
+                <w:color w:val="FFFFFF"/>
+                <w:sz w:val="19"/>
+              </w:rPr>
+              <w:t>Tipo</w:t>
+            </w:r>
+          </w:p>
+        </w:tc>
+        <w:tc>
+          <w:tcPr>
+            <w:tcW w:type="dxa" w:w="3120"/>
+            <w:shd w:fill="E53935"/>
+          </w:tcPr>
+          <w:p>
+            <w:r>
+              <w:rPr>
+                <w:rFonts w:ascii="Segoe UI" w:hAnsi="Segoe UI"/>
+                <w:b/>
+                <w:color w:val="FFFFFF"/>
+                <w:sz w:val="19"/>
+              </w:rPr>
+              <w:t>Media Base Stat Total</w:t>
+            </w:r>
+          </w:p>
+        </w:tc>
+      </w:tr>
+      <w:tr>
+        <w:tc>
+          <w:tcPr>
+            <w:tcW w:type="dxa" w:w="3120"/>
+            <w:shd w:fill="F8F9FA"/>
+          </w:tcPr>
+          <w:p>
+            <w:r>
+              <w:rPr>
+                <w:rFonts w:ascii="Segoe UI" w:hAnsi="Segoe UI"/>
+                <w:sz w:val="18"/>
+              </w:rPr>
+              <w:t>1º</w:t>
+            </w:r>
+          </w:p>
+        </w:tc>
+        <w:tc>
+          <w:tcPr>
+            <w:tcW w:type="dxa" w:w="3120"/>
+            <w:shd w:fill="F8F9FA"/>
+          </w:tcPr>
+          <w:p>
+            <w:r>
+              <w:rPr>
+                <w:rFonts w:ascii="Segoe UI" w:hAnsi="Segoe UI"/>
+                <w:sz w:val="18"/>
+              </w:rPr>
+              <w:t>Dragon (Dragón)</w:t>
+            </w:r>
+          </w:p>
+        </w:tc>
+        <w:tc>
+          <w:tcPr>
+            <w:tcW w:type="dxa" w:w="3120"/>
+            <w:shd w:fill="F8F9FA"/>
+          </w:tcPr>
+          <w:p>
+            <w:r>
+              <w:rPr>
+                <w:rFonts w:ascii="Segoe UI" w:hAnsi="Segoe UI"/>
+                <w:sz w:val="18"/>
+              </w:rPr>
+              <w:t>490.2</w:t>
+            </w:r>
+          </w:p>
+        </w:tc>
+      </w:tr>
+      <w:tr>
+        <w:tc>
+          <w:tcPr>
+            <w:tcW w:type="dxa" w:w="3120"/>
+            <w:shd w:fill="FFFFFF"/>
+          </w:tcPr>
+          <w:p>
+            <w:r>
+              <w:rPr>
+                <w:rFonts w:ascii="Segoe UI" w:hAnsi="Segoe UI"/>
+                <w:sz w:val="18"/>
+              </w:rPr>
+              <w:t>2º</w:t>
+            </w:r>
+          </w:p>
+        </w:tc>
+        <w:tc>
+          <w:tcPr>
+            <w:tcW w:type="dxa" w:w="3120"/>
+            <w:shd w:fill="FFFFFF"/>
+          </w:tcPr>
+          <w:p>
+            <w:r>
+              <w:rPr>
+                <w:rFonts w:ascii="Segoe UI" w:hAnsi="Segoe UI"/>
+                <w:sz w:val="18"/>
+              </w:rPr>
+              <w:t>Steel (Acero)</w:t>
+            </w:r>
+          </w:p>
+        </w:tc>
+        <w:tc>
+          <w:tcPr>
+            <w:tcW w:type="dxa" w:w="3120"/>
+            <w:shd w:fill="FFFFFF"/>
+          </w:tcPr>
+          <w:p>
+            <w:r>
+              <w:rPr>
+                <w:rFonts w:ascii="Segoe UI" w:hAnsi="Segoe UI"/>
+                <w:sz w:val="18"/>
+              </w:rPr>
+              <w:t>475.1</w:t>
+            </w:r>
+          </w:p>
+        </w:tc>
+      </w:tr>
+      <w:tr>
+        <w:tc>
+          <w:tcPr>
+            <w:tcW w:type="dxa" w:w="3120"/>
+            <w:shd w:fill="F8F9FA"/>
+          </w:tcPr>
+          <w:p>
+            <w:r>
+              <w:rPr>
+                <w:rFonts w:ascii="Segoe UI" w:hAnsi="Segoe UI"/>
+                <w:sz w:val="18"/>
+              </w:rPr>
+              <w:t>3º</w:t>
+            </w:r>
+          </w:p>
+        </w:tc>
+        <w:tc>
+          <w:tcPr>
+            <w:tcW w:type="dxa" w:w="3120"/>
+            <w:shd w:fill="F8F9FA"/>
+          </w:tcPr>
+          <w:p>
+            <w:r>
+              <w:rPr>
+                <w:rFonts w:ascii="Segoe UI" w:hAnsi="Segoe UI"/>
+                <w:sz w:val="18"/>
+              </w:rPr>
+              <w:t>Dark (Siniestro)</w:t>
+            </w:r>
+          </w:p>
+        </w:tc>
+        <w:tc>
+          <w:tcPr>
+            <w:tcW w:type="dxa" w:w="3120"/>
+            <w:shd w:fill="F8F9FA"/>
+          </w:tcPr>
+          <w:p>
+            <w:r>
+              <w:rPr>
+                <w:rFonts w:ascii="Segoe UI" w:hAnsi="Segoe UI"/>
+                <w:sz w:val="18"/>
+              </w:rPr>
+              <w:t>454.7</w:t>
+            </w:r>
+          </w:p>
+        </w:tc>
+      </w:tr>
+      <w:tr>
+        <w:tc>
+          <w:tcPr>
+            <w:tcW w:type="dxa" w:w="3120"/>
+            <w:shd w:fill="FFFFFF"/>
+          </w:tcPr>
+          <w:p>
+            <w:r>
+              <w:rPr>
+                <w:rFonts w:ascii="Segoe UI" w:hAnsi="Segoe UI"/>
+                <w:sz w:val="18"/>
+              </w:rPr>
+              <w:t>4º</w:t>
+            </w:r>
+          </w:p>
+        </w:tc>
+        <w:tc>
+          <w:tcPr>
+            <w:tcW w:type="dxa" w:w="3120"/>
+            <w:shd w:fill="FFFFFF"/>
+          </w:tcPr>
+          <w:p>
+            <w:r>
+              <w:rPr>
+                <w:rFonts w:ascii="Segoe UI" w:hAnsi="Segoe UI"/>
+                <w:sz w:val="18"/>
+              </w:rPr>
+              <w:t>Psychic (Psíquico)</w:t>
+            </w:r>
+          </w:p>
+        </w:tc>
+        <w:tc>
+          <w:tcPr>
+            <w:tcW w:type="dxa" w:w="3120"/>
+            <w:shd w:fill="FFFFFF"/>
+          </w:tcPr>
+          <w:p>
+            <w:r>
+              <w:rPr>
+                <w:rFonts w:ascii="Segoe UI" w:hAnsi="Segoe UI"/>
+                <w:sz w:val="18"/>
+              </w:rPr>
+              <w:t>446.7</w:t>
+            </w:r>
+          </w:p>
+        </w:tc>
+      </w:tr>
+      <w:tr>
+        <w:tc>
+          <w:tcPr>
+            <w:tcW w:type="dxa" w:w="3120"/>
+            <w:shd w:fill="F8F9FA"/>
+          </w:tcPr>
+          <w:p>
+            <w:r>
+              <w:rPr>
+                <w:rFonts w:ascii="Segoe UI" w:hAnsi="Segoe UI"/>
+                <w:sz w:val="18"/>
+              </w:rPr>
+              <w:t>5º</w:t>
+            </w:r>
+          </w:p>
+        </w:tc>
+        <w:tc>
+          <w:tcPr>
+            <w:tcW w:type="dxa" w:w="3120"/>
+            <w:shd w:fill="F8F9FA"/>
+          </w:tcPr>
+          <w:p>
+            <w:r>
+              <w:rPr>
+                <w:rFonts w:ascii="Segoe UI" w:hAnsi="Segoe UI"/>
+                <w:sz w:val="18"/>
+              </w:rPr>
+              <w:t>Fire (Fuego)</w:t>
+            </w:r>
+          </w:p>
+        </w:tc>
+        <w:tc>
+          <w:tcPr>
+            <w:tcW w:type="dxa" w:w="3120"/>
+            <w:shd w:fill="F8F9FA"/>
+          </w:tcPr>
+          <w:p>
+            <w:r>
+              <w:rPr>
+                <w:rFonts w:ascii="Segoe UI" w:hAnsi="Segoe UI"/>
+                <w:sz w:val="18"/>
+              </w:rPr>
+              <w:t>446.2</w:t>
+            </w:r>
+          </w:p>
+        </w:tc>
+      </w:tr>
+      <w:tr>
+        <w:tc>
+          <w:tcPr>
+            <w:tcW w:type="dxa" w:w="3120"/>
+            <w:shd w:fill="FFFFFF"/>
+          </w:tcPr>
+          <w:p>
+            <w:r>
+              <w:rPr>
+                <w:rFonts w:ascii="Segoe UI" w:hAnsi="Segoe UI"/>
+                <w:sz w:val="18"/>
+              </w:rPr>
+              <w:t>17º</w:t>
+            </w:r>
+          </w:p>
+        </w:tc>
+        <w:tc>
+          <w:tcPr>
+            <w:tcW w:type="dxa" w:w="3120"/>
+            <w:shd w:fill="FFFFFF"/>
+          </w:tcPr>
+          <w:p>
+            <w:r>
+              <w:rPr>
+                <w:rFonts w:ascii="Segoe UI" w:hAnsi="Segoe UI"/>
+                <w:sz w:val="18"/>
+              </w:rPr>
+              <w:t>Normal</w:t>
+            </w:r>
+          </w:p>
+        </w:tc>
+        <w:tc>
+          <w:tcPr>
+            <w:tcW w:type="dxa" w:w="3120"/>
+            <w:shd w:fill="FFFFFF"/>
+          </w:tcPr>
+          <w:p>
+            <w:r>
+              <w:rPr>
+                <w:rFonts w:ascii="Segoe UI" w:hAnsi="Segoe UI"/>
+                <w:sz w:val="18"/>
+              </w:rPr>
+              <w:t>399.8</w:t>
+            </w:r>
+          </w:p>
+        </w:tc>
+      </w:tr>
+      <w:tr>
+        <w:tc>
+          <w:tcPr>
+            <w:tcW w:type="dxa" w:w="3120"/>
+            <w:shd w:fill="F8F9FA"/>
+          </w:tcPr>
+          <w:p>
+            <w:r>
+              <w:rPr>
+                <w:rFonts w:ascii="Segoe UI" w:hAnsi="Segoe UI"/>
+                <w:sz w:val="18"/>
+              </w:rPr>
+              <w:t>18º</w:t>
+            </w:r>
+          </w:p>
+        </w:tc>
+        <w:tc>
+          <w:tcPr>
+            <w:tcW w:type="dxa" w:w="3120"/>
+            <w:shd w:fill="F8F9FA"/>
+          </w:tcPr>
+          <w:p>
+            <w:r>
+              <w:rPr>
+                <w:rFonts w:ascii="Segoe UI" w:hAnsi="Segoe UI"/>
+                <w:sz w:val="18"/>
+              </w:rPr>
+              <w:t>Bug (Bicho)</w:t>
+            </w:r>
+          </w:p>
+        </w:tc>
+        <w:tc>
+          <w:tcPr>
+            <w:tcW w:type="dxa" w:w="3120"/>
+            <w:shd w:fill="F8F9FA"/>
+          </w:tcPr>
+          <w:p>
+            <w:r>
+              <w:rPr>
+                <w:rFonts w:ascii="Segoe UI" w:hAnsi="Segoe UI"/>
+                <w:sz w:val="18"/>
+              </w:rPr>
+              <w:t>374.6</w:t>
+            </w:r>
+          </w:p>
+        </w:tc>
+      </w:tr>
+    </w:tbl>
+    <w:p>
+      <w:pPr>
+        <w:spacing w:after="120" w:line="276" w:lineRule="auto"/>
+      </w:pPr>
+      <w:r>
+        <w:rPr>
+          <w:rFonts w:ascii="Segoe UI" w:hAnsi="Segoe UI"/>
+          <w:sz w:val="21"/>
+        </w:rPr>
       </w:r>
     </w:p>
     <w:p>
@@ -2220,7 +3208,7 @@
           <w:rFonts w:ascii="Segoe UI" w:hAnsi="Segoe UI"/>
           <w:sz w:val="21"/>
         </w:rPr>
-        <w:t>Ranking obtenido:</w:t>
+        <w:t>Comentario de los resultados:</w:t>
       </w:r>
     </w:p>
     <w:p>
@@ -2232,33 +3220,7 @@
           <w:rFonts w:ascii="Segoe UI" w:hAnsi="Segoe UI"/>
           <w:sz w:val="21"/>
         </w:rPr>
-        <w:t>1. Dragón (Dragon): 490.2 puntos de media.</w:t>
-        <w:br/>
-        <w:t>2. Acero (Steel): 475.1 puntos de media.</w:t>
-        <w:br/>
-        <w:t>3. Siniestro (Dark): 454.7 puntos de media.</w:t>
-        <w:br/>
-        <w:t>4. Psíquico (Psychic): 446.7 puntos de media.</w:t>
-        <w:br/>
-        <w:t>5. Fuego (Fire): 446.2 puntos de media.</w:t>
-        <w:br/>
-        <w:t>...</w:t>
-        <w:br/>
-        <w:t>17. Normal: 399.8 puntos de media.</w:t>
-        <w:br/>
-        <w:t>18. Bicho (Bug): 374.6 puntos de media.</w:t>
-      </w:r>
-    </w:p>
-    <w:p>
-      <w:pPr>
-        <w:spacing w:after="120" w:line="276" w:lineRule="auto"/>
-      </w:pPr>
-      <w:r>
-        <w:rPr>
-          <w:rFonts w:ascii="Segoe UI" w:hAnsi="Segoe UI"/>
-          <w:sz w:val="21"/>
-        </w:rPr>
-        <w:t>Conclusión del boxplot: Los tipos Dragón y Acero no solo tienen las medias más altas, sino que sus cajas intercuartílicas se sitúan visiblemente por encima del resto, reflejando el diseño de clases de élite implementado por los desarrolladores.</w:t>
+        <w:t>Como ya nos esperábamos, el tipo más fuerte de media es el Dragón (490.2), seguido de cerca por el tipo Acero (475.1). Son tipos pensados en el juego para ser poderosos y con muchos Pokémon finales y legendarios. En cambio, el tipo Bicho es el más débil de media (374.6) porque la mayoría son los primeros bichos que te encuentras al inicio de la aventura y evolucionan rápido pero con estadísticas bajas.</w:t>
       </w:r>
     </w:p>
     <w:p>
@@ -2284,7 +3246,7 @@
           <w:rFonts w:ascii="Segoe UI" w:hAnsi="Segoe UI"/>
           <w:sz w:val="21"/>
         </w:rPr>
-        <w:t>Objetivo: Identificar a la criatura más poderosa de la franquicia excluyendo a los Pokémon legendarios y singulares.</w:t>
+        <w:t>Pregunta planteada: De los Pokémon no legendarios ni míticos, ¿cuál es el más fuerte? (Notebook: 04_no_legendarios_mas_fuertes.ipynb)</w:t>
       </w:r>
     </w:p>
     <w:p>
@@ -2296,7 +3258,411 @@
           <w:rFonts w:ascii="Segoe UI" w:hAnsi="Segoe UI"/>
           <w:sz w:val="21"/>
         </w:rPr>
-        <w:t>Metodología: Se aplicó una máscara booleana doble (is_legendary == False &amp; is_mythical == False) y se ordenó descendentemente por base_stat_total.</w:t>
+        <w:t>Filtramos para quitar legendarios y míticos (is_legendary == False y is_mythical == False) y ordenamos de mayor a menor fuerza.</w:t>
+      </w:r>
+    </w:p>
+    <w:tbl>
+      <w:tblPr>
+        <w:tblW w:type="auto" w:w="0"/>
+        <w:jc w:val="center"/>
+        <w:tblLook w:firstColumn="1" w:firstRow="1" w:lastColumn="0" w:lastRow="0" w:noHBand="0" w:noVBand="1" w:val="04A0"/>
+      </w:tblPr>
+      <w:tblGrid>
+        <w:gridCol w:w="2340"/>
+        <w:gridCol w:w="2340"/>
+        <w:gridCol w:w="2340"/>
+        <w:gridCol w:w="2340"/>
+      </w:tblGrid>
+      <w:tr>
+        <w:tc>
+          <w:tcPr>
+            <w:tcW w:type="dxa" w:w="2340"/>
+            <w:shd w:fill="E53935"/>
+          </w:tcPr>
+          <w:p>
+            <w:r>
+              <w:rPr>
+                <w:rFonts w:ascii="Segoe UI" w:hAnsi="Segoe UI"/>
+                <w:b/>
+                <w:color w:val="FFFFFF"/>
+                <w:sz w:val="19"/>
+              </w:rPr>
+              <w:t>Posición</w:t>
+            </w:r>
+          </w:p>
+        </w:tc>
+        <w:tc>
+          <w:tcPr>
+            <w:tcW w:type="dxa" w:w="2340"/>
+            <w:shd w:fill="E53935"/>
+          </w:tcPr>
+          <w:p>
+            <w:r>
+              <w:rPr>
+                <w:rFonts w:ascii="Segoe UI" w:hAnsi="Segoe UI"/>
+                <w:b/>
+                <w:color w:val="FFFFFF"/>
+                <w:sz w:val="19"/>
+              </w:rPr>
+              <w:t>Pokémon</w:t>
+            </w:r>
+          </w:p>
+        </w:tc>
+        <w:tc>
+          <w:tcPr>
+            <w:tcW w:type="dxa" w:w="2340"/>
+            <w:shd w:fill="E53935"/>
+          </w:tcPr>
+          <w:p>
+            <w:r>
+              <w:rPr>
+                <w:rFonts w:ascii="Segoe UI" w:hAnsi="Segoe UI"/>
+                <w:b/>
+                <w:color w:val="FFFFFF"/>
+                <w:sz w:val="19"/>
+              </w:rPr>
+              <w:t>Tipo</w:t>
+            </w:r>
+          </w:p>
+        </w:tc>
+        <w:tc>
+          <w:tcPr>
+            <w:tcW w:type="dxa" w:w="2340"/>
+            <w:shd w:fill="E53935"/>
+          </w:tcPr>
+          <w:p>
+            <w:r>
+              <w:rPr>
+                <w:rFonts w:ascii="Segoe UI" w:hAnsi="Segoe UI"/>
+                <w:b/>
+                <w:color w:val="FFFFFF"/>
+                <w:sz w:val="19"/>
+              </w:rPr>
+              <w:t>Base Stat Total</w:t>
+            </w:r>
+          </w:p>
+        </w:tc>
+      </w:tr>
+      <w:tr>
+        <w:tc>
+          <w:tcPr>
+            <w:tcW w:type="dxa" w:w="2340"/>
+            <w:shd w:fill="F8F9FA"/>
+          </w:tcPr>
+          <w:p>
+            <w:r>
+              <w:rPr>
+                <w:rFonts w:ascii="Segoe UI" w:hAnsi="Segoe UI"/>
+                <w:sz w:val="18"/>
+              </w:rPr>
+              <w:t>1º</w:t>
+            </w:r>
+          </w:p>
+        </w:tc>
+        <w:tc>
+          <w:tcPr>
+            <w:tcW w:type="dxa" w:w="2340"/>
+            <w:shd w:fill="F8F9FA"/>
+          </w:tcPr>
+          <w:p>
+            <w:r>
+              <w:rPr>
+                <w:rFonts w:ascii="Segoe UI" w:hAnsi="Segoe UI"/>
+                <w:sz w:val="18"/>
+              </w:rPr>
+              <w:t>Slaking</w:t>
+            </w:r>
+          </w:p>
+        </w:tc>
+        <w:tc>
+          <w:tcPr>
+            <w:tcW w:type="dxa" w:w="2340"/>
+            <w:shd w:fill="F8F9FA"/>
+          </w:tcPr>
+          <w:p>
+            <w:r>
+              <w:rPr>
+                <w:rFonts w:ascii="Segoe UI" w:hAnsi="Segoe UI"/>
+                <w:sz w:val="18"/>
+              </w:rPr>
+              <w:t>Normal</w:t>
+            </w:r>
+          </w:p>
+        </w:tc>
+        <w:tc>
+          <w:tcPr>
+            <w:tcW w:type="dxa" w:w="2340"/>
+            <w:shd w:fill="F8F9FA"/>
+          </w:tcPr>
+          <w:p>
+            <w:r>
+              <w:rPr>
+                <w:rFonts w:ascii="Segoe UI" w:hAnsi="Segoe UI"/>
+                <w:sz w:val="18"/>
+              </w:rPr>
+              <w:t>670</w:t>
+            </w:r>
+          </w:p>
+        </w:tc>
+      </w:tr>
+      <w:tr>
+        <w:tc>
+          <w:tcPr>
+            <w:tcW w:type="dxa" w:w="2340"/>
+            <w:shd w:fill="FFFFFF"/>
+          </w:tcPr>
+          <w:p>
+            <w:r>
+              <w:rPr>
+                <w:rFonts w:ascii="Segoe UI" w:hAnsi="Segoe UI"/>
+                <w:sz w:val="18"/>
+              </w:rPr>
+              <w:t>2º (Empate a 600)</w:t>
+            </w:r>
+          </w:p>
+        </w:tc>
+        <w:tc>
+          <w:tcPr>
+            <w:tcW w:type="dxa" w:w="2340"/>
+            <w:shd w:fill="FFFFFF"/>
+          </w:tcPr>
+          <w:p>
+            <w:r>
+              <w:rPr>
+                <w:rFonts w:ascii="Segoe UI" w:hAnsi="Segoe UI"/>
+                <w:sz w:val="18"/>
+              </w:rPr>
+              <w:t>Hydreigon</w:t>
+            </w:r>
+          </w:p>
+        </w:tc>
+        <w:tc>
+          <w:tcPr>
+            <w:tcW w:type="dxa" w:w="2340"/>
+            <w:shd w:fill="FFFFFF"/>
+          </w:tcPr>
+          <w:p>
+            <w:r>
+              <w:rPr>
+                <w:rFonts w:ascii="Segoe UI" w:hAnsi="Segoe UI"/>
+                <w:sz w:val="18"/>
+              </w:rPr>
+              <w:t>Siniestro</w:t>
+            </w:r>
+          </w:p>
+        </w:tc>
+        <w:tc>
+          <w:tcPr>
+            <w:tcW w:type="dxa" w:w="2340"/>
+            <w:shd w:fill="FFFFFF"/>
+          </w:tcPr>
+          <w:p>
+            <w:r>
+              <w:rPr>
+                <w:rFonts w:ascii="Segoe UI" w:hAnsi="Segoe UI"/>
+                <w:sz w:val="18"/>
+              </w:rPr>
+              <w:t>600</w:t>
+            </w:r>
+          </w:p>
+        </w:tc>
+      </w:tr>
+      <w:tr>
+        <w:tc>
+          <w:tcPr>
+            <w:tcW w:type="dxa" w:w="2340"/>
+            <w:shd w:fill="F8F9FA"/>
+          </w:tcPr>
+          <w:p>
+            <w:r>
+              <w:rPr>
+                <w:rFonts w:ascii="Segoe UI" w:hAnsi="Segoe UI"/>
+                <w:sz w:val="18"/>
+              </w:rPr>
+              <w:t>2º (Empate a 600)</w:t>
+            </w:r>
+          </w:p>
+        </w:tc>
+        <w:tc>
+          <w:tcPr>
+            <w:tcW w:type="dxa" w:w="2340"/>
+            <w:shd w:fill="F8F9FA"/>
+          </w:tcPr>
+          <w:p>
+            <w:r>
+              <w:rPr>
+                <w:rFonts w:ascii="Segoe UI" w:hAnsi="Segoe UI"/>
+                <w:sz w:val="18"/>
+              </w:rPr>
+              <w:t>Kommo-o</w:t>
+            </w:r>
+          </w:p>
+        </w:tc>
+        <w:tc>
+          <w:tcPr>
+            <w:tcW w:type="dxa" w:w="2340"/>
+            <w:shd w:fill="F8F9FA"/>
+          </w:tcPr>
+          <w:p>
+            <w:r>
+              <w:rPr>
+                <w:rFonts w:ascii="Segoe UI" w:hAnsi="Segoe UI"/>
+                <w:sz w:val="18"/>
+              </w:rPr>
+              <w:t>Dragón</w:t>
+            </w:r>
+          </w:p>
+        </w:tc>
+        <w:tc>
+          <w:tcPr>
+            <w:tcW w:type="dxa" w:w="2340"/>
+            <w:shd w:fill="F8F9FA"/>
+          </w:tcPr>
+          <w:p>
+            <w:r>
+              <w:rPr>
+                <w:rFonts w:ascii="Segoe UI" w:hAnsi="Segoe UI"/>
+                <w:sz w:val="18"/>
+              </w:rPr>
+              <w:t>600</w:t>
+            </w:r>
+          </w:p>
+        </w:tc>
+      </w:tr>
+      <w:tr>
+        <w:tc>
+          <w:tcPr>
+            <w:tcW w:type="dxa" w:w="2340"/>
+            <w:shd w:fill="FFFFFF"/>
+          </w:tcPr>
+          <w:p>
+            <w:r>
+              <w:rPr>
+                <w:rFonts w:ascii="Segoe UI" w:hAnsi="Segoe UI"/>
+                <w:sz w:val="18"/>
+              </w:rPr>
+              <w:t>2º (Empate a 600)</w:t>
+            </w:r>
+          </w:p>
+        </w:tc>
+        <w:tc>
+          <w:tcPr>
+            <w:tcW w:type="dxa" w:w="2340"/>
+            <w:shd w:fill="FFFFFF"/>
+          </w:tcPr>
+          <w:p>
+            <w:r>
+              <w:rPr>
+                <w:rFonts w:ascii="Segoe UI" w:hAnsi="Segoe UI"/>
+                <w:sz w:val="18"/>
+              </w:rPr>
+              <w:t>Goodra</w:t>
+            </w:r>
+          </w:p>
+        </w:tc>
+        <w:tc>
+          <w:tcPr>
+            <w:tcW w:type="dxa" w:w="2340"/>
+            <w:shd w:fill="FFFFFF"/>
+          </w:tcPr>
+          <w:p>
+            <w:r>
+              <w:rPr>
+                <w:rFonts w:ascii="Segoe UI" w:hAnsi="Segoe UI"/>
+                <w:sz w:val="18"/>
+              </w:rPr>
+              <w:t>Dragón</w:t>
+            </w:r>
+          </w:p>
+        </w:tc>
+        <w:tc>
+          <w:tcPr>
+            <w:tcW w:type="dxa" w:w="2340"/>
+            <w:shd w:fill="FFFFFF"/>
+          </w:tcPr>
+          <w:p>
+            <w:r>
+              <w:rPr>
+                <w:rFonts w:ascii="Segoe UI" w:hAnsi="Segoe UI"/>
+                <w:sz w:val="18"/>
+              </w:rPr>
+              <w:t>600</w:t>
+            </w:r>
+          </w:p>
+        </w:tc>
+      </w:tr>
+      <w:tr>
+        <w:tc>
+          <w:tcPr>
+            <w:tcW w:type="dxa" w:w="2340"/>
+            <w:shd w:fill="F8F9FA"/>
+          </w:tcPr>
+          <w:p>
+            <w:r>
+              <w:rPr>
+                <w:rFonts w:ascii="Segoe UI" w:hAnsi="Segoe UI"/>
+                <w:sz w:val="18"/>
+              </w:rPr>
+              <w:t>2º (Empate a 600)</w:t>
+            </w:r>
+          </w:p>
+        </w:tc>
+        <w:tc>
+          <w:tcPr>
+            <w:tcW w:type="dxa" w:w="2340"/>
+            <w:shd w:fill="F8F9FA"/>
+          </w:tcPr>
+          <w:p>
+            <w:r>
+              <w:rPr>
+                <w:rFonts w:ascii="Segoe UI" w:hAnsi="Segoe UI"/>
+                <w:sz w:val="18"/>
+              </w:rPr>
+              <w:t>Baxcalibur</w:t>
+            </w:r>
+          </w:p>
+        </w:tc>
+        <w:tc>
+          <w:tcPr>
+            <w:tcW w:type="dxa" w:w="2340"/>
+            <w:shd w:fill="F8F9FA"/>
+          </w:tcPr>
+          <w:p>
+            <w:r>
+              <w:rPr>
+                <w:rFonts w:ascii="Segoe UI" w:hAnsi="Segoe UI"/>
+                <w:sz w:val="18"/>
+              </w:rPr>
+              <w:t>Dragón</w:t>
+            </w:r>
+          </w:p>
+        </w:tc>
+        <w:tc>
+          <w:tcPr>
+            <w:tcW w:type="dxa" w:w="2340"/>
+            <w:shd w:fill="F8F9FA"/>
+          </w:tcPr>
+          <w:p>
+            <w:r>
+              <w:rPr>
+                <w:rFonts w:ascii="Segoe UI" w:hAnsi="Segoe UI"/>
+                <w:sz w:val="18"/>
+              </w:rPr>
+              <w:t>600</w:t>
+            </w:r>
+          </w:p>
+        </w:tc>
+      </w:tr>
+    </w:tbl>
+    <w:p>
+      <w:pPr>
+        <w:spacing w:after="120" w:line="276" w:lineRule="auto"/>
+      </w:pPr>
+      <w:r>
+        <w:rPr>
+          <w:rFonts w:ascii="Segoe UI" w:hAnsi="Segoe UI"/>
+          <w:sz w:val="21"/>
+        </w:rPr>
       </w:r>
     </w:p>
     <w:p>
@@ -2347,7 +3713,7 @@
           <w:rFonts w:ascii="Segoe UI" w:hAnsi="Segoe UI"/>
           <w:sz w:val="21"/>
         </w:rPr>
-        <w:t>Resultados destacados:</w:t>
+        <w:t>Comentario de los resultados:</w:t>
       </w:r>
     </w:p>
     <w:p>
@@ -2359,31 +3725,7 @@
           <w:rFonts w:ascii="Segoe UI" w:hAnsi="Segoe UI"/>
           <w:sz w:val="21"/>
         </w:rPr>
-        <w:t>• El puesto #1 absoluto lo ocupa Slaking con 670 puntos de estadística total.</w:t>
-      </w:r>
-    </w:p>
-    <w:p>
-      <w:pPr>
-        <w:spacing w:after="120" w:line="276" w:lineRule="auto"/>
-      </w:pPr>
-      <w:r>
-        <w:rPr>
-          <w:rFonts w:ascii="Segoe UI" w:hAnsi="Segoe UI"/>
-          <w:sz w:val="21"/>
-        </w:rPr>
-        <w:t>• El segundo escalón lo comparten los denominados "pseudolegendarios" con exactamente 600 puntos: Hydreigon, Kommo-o, Goodra, Baxcalibur, Tyranitar, Salamence, Metagross, Garchomp y Dragapult.</w:t>
-      </w:r>
-    </w:p>
-    <w:p>
-      <w:pPr>
-        <w:spacing w:after="120" w:line="276" w:lineRule="auto"/>
-      </w:pPr>
-      <w:r>
-        <w:rPr>
-          <w:rFonts w:ascii="Segoe UI" w:hAnsi="Segoe UI"/>
-          <w:sz w:val="21"/>
-        </w:rPr>
-        <w:t>Paradoja de diseño: Aunque Slaking tiene 670 BST (superando a la mayoría de legendarios en estado base), su habilidad pasiva Ausente (Truant) le impide atacar dos turnos seguidos, equilibrando su descomunal fuerza numérica.</w:t>
+        <w:t>El Pokémon no legendario más fuerte de todos es Slaking con 670 puntos. Ya sabíamos que esto saldría así: Slaking tiene más estadísticas que muchos legendarios, pero el juego lo compensa dándole su habilidad obligatoria Ausente (Truant), que hace que pierda un turno de cada dos sin atacar. Justo detrás de él están los 11 "pseudolegendarios" habituales empatados con 600 puntos exactos (Dragonite, Tyranitar, Salamence, Garchomp...).</w:t>
       </w:r>
     </w:p>
     <w:p>
@@ -2409,7 +3751,7 @@
           <w:rFonts w:ascii="Segoe UI" w:hAnsi="Segoe UI"/>
           <w:sz w:val="21"/>
         </w:rPr>
-        <w:t>Objetivo: Analizar la dificultad de captura en la categoría de Pokémon legendarios e identificar aquellos con mayor capture_rate.</w:t>
+        <w:t>Pregunta planteada: De los legendarios, ¿cuál es el Pokémon con más capture rate (más fácil de capturar)? (Notebook: 05_legendarios_capture_rate.ipynb)</w:t>
       </w:r>
     </w:p>
     <w:p>
@@ -2421,7 +3763,365 @@
           <w:rFonts w:ascii="Segoe UI" w:hAnsi="Segoe UI"/>
           <w:sz w:val="21"/>
         </w:rPr>
-        <w:t>Metodología: Se filtraron las especies con is_legendary == True (71 especies) y se analizó la distribución de capture_rate.</w:t>
+        <w:t>Filtramos los 71 Pokémon legendarios del dataset y ordenamos por su ratio de captura (capture_rate).</w:t>
+      </w:r>
+    </w:p>
+    <w:tbl>
+      <w:tblPr>
+        <w:tblW w:type="auto" w:w="0"/>
+        <w:jc w:val="center"/>
+        <w:tblLook w:firstColumn="1" w:firstRow="1" w:lastColumn="0" w:lastRow="0" w:noHBand="0" w:noVBand="1" w:val="04A0"/>
+      </w:tblPr>
+      <w:tblGrid>
+        <w:gridCol w:w="3120"/>
+        <w:gridCol w:w="3120"/>
+        <w:gridCol w:w="3120"/>
+      </w:tblGrid>
+      <w:tr>
+        <w:tc>
+          <w:tcPr>
+            <w:tcW w:type="dxa" w:w="3120"/>
+            <w:shd w:fill="E53935"/>
+          </w:tcPr>
+          <w:p>
+            <w:r>
+              <w:rPr>
+                <w:rFonts w:ascii="Segoe UI" w:hAnsi="Segoe UI"/>
+                <w:b/>
+                <w:color w:val="FFFFFF"/>
+                <w:sz w:val="19"/>
+              </w:rPr>
+              <w:t>Capture Rate</w:t>
+            </w:r>
+          </w:p>
+        </w:tc>
+        <w:tc>
+          <w:tcPr>
+            <w:tcW w:type="dxa" w:w="3120"/>
+            <w:shd w:fill="E53935"/>
+          </w:tcPr>
+          <w:p>
+            <w:r>
+              <w:rPr>
+                <w:rFonts w:ascii="Segoe UI" w:hAnsi="Segoe UI"/>
+                <w:b/>
+                <w:color w:val="FFFFFF"/>
+                <w:sz w:val="19"/>
+              </w:rPr>
+              <w:t>Cantidad de Legendarios</w:t>
+            </w:r>
+          </w:p>
+        </w:tc>
+        <w:tc>
+          <w:tcPr>
+            <w:tcW w:type="dxa" w:w="3120"/>
+            <w:shd w:fill="E53935"/>
+          </w:tcPr>
+          <w:p>
+            <w:r>
+              <w:rPr>
+                <w:rFonts w:ascii="Segoe UI" w:hAnsi="Segoe UI"/>
+                <w:b/>
+                <w:color w:val="FFFFFF"/>
+                <w:sz w:val="19"/>
+              </w:rPr>
+              <w:t>Ejemplos</w:t>
+            </w:r>
+          </w:p>
+        </w:tc>
+      </w:tr>
+      <w:tr>
+        <w:tc>
+          <w:tcPr>
+            <w:tcW w:type="dxa" w:w="3120"/>
+            <w:shd w:fill="F8F9FA"/>
+          </w:tcPr>
+          <w:p>
+            <w:r>
+              <w:rPr>
+                <w:rFonts w:ascii="Segoe UI" w:hAnsi="Segoe UI"/>
+                <w:sz w:val="18"/>
+              </w:rPr>
+              <w:t>255 (Máximo posible)</w:t>
+            </w:r>
+          </w:p>
+        </w:tc>
+        <w:tc>
+          <w:tcPr>
+            <w:tcW w:type="dxa" w:w="3120"/>
+            <w:shd w:fill="F8F9FA"/>
+          </w:tcPr>
+          <w:p>
+            <w:r>
+              <w:rPr>
+                <w:rFonts w:ascii="Segoe UI" w:hAnsi="Segoe UI"/>
+                <w:sz w:val="18"/>
+              </w:rPr>
+              <w:t>3</w:t>
+            </w:r>
+          </w:p>
+        </w:tc>
+        <w:tc>
+          <w:tcPr>
+            <w:tcW w:type="dxa" w:w="3120"/>
+            <w:shd w:fill="F8F9FA"/>
+          </w:tcPr>
+          <w:p>
+            <w:r>
+              <w:rPr>
+                <w:rFonts w:ascii="Segoe UI" w:hAnsi="Segoe UI"/>
+                <w:sz w:val="18"/>
+              </w:rPr>
+              <w:t>Necrozma, Eternatus, Terapagos</w:t>
+            </w:r>
+          </w:p>
+        </w:tc>
+      </w:tr>
+      <w:tr>
+        <w:tc>
+          <w:tcPr>
+            <w:tcW w:type="dxa" w:w="3120"/>
+            <w:shd w:fill="FFFFFF"/>
+          </w:tcPr>
+          <w:p>
+            <w:r>
+              <w:rPr>
+                <w:rFonts w:ascii="Segoe UI" w:hAnsi="Segoe UI"/>
+                <w:sz w:val="18"/>
+              </w:rPr>
+              <w:t>45</w:t>
+            </w:r>
+          </w:p>
+        </w:tc>
+        <w:tc>
+          <w:tcPr>
+            <w:tcW w:type="dxa" w:w="3120"/>
+            <w:shd w:fill="FFFFFF"/>
+          </w:tcPr>
+          <w:p>
+            <w:r>
+              <w:rPr>
+                <w:rFonts w:ascii="Segoe UI" w:hAnsi="Segoe UI"/>
+                <w:sz w:val="18"/>
+              </w:rPr>
+              <w:t>7</w:t>
+            </w:r>
+          </w:p>
+        </w:tc>
+        <w:tc>
+          <w:tcPr>
+            <w:tcW w:type="dxa" w:w="3120"/>
+            <w:shd w:fill="FFFFFF"/>
+          </w:tcPr>
+          <w:p>
+            <w:r>
+              <w:rPr>
+                <w:rFonts w:ascii="Segoe UI" w:hAnsi="Segoe UI"/>
+                <w:sz w:val="18"/>
+              </w:rPr>
+              <w:t>Rayquaza, Xerneas, Yveltal, Cosmog, Cosmoem, Solgaleo, Lunala</w:t>
+            </w:r>
+          </w:p>
+        </w:tc>
+      </w:tr>
+      <w:tr>
+        <w:tc>
+          <w:tcPr>
+            <w:tcW w:type="dxa" w:w="3120"/>
+            <w:shd w:fill="F8F9FA"/>
+          </w:tcPr>
+          <w:p>
+            <w:r>
+              <w:rPr>
+                <w:rFonts w:ascii="Segoe UI" w:hAnsi="Segoe UI"/>
+                <w:sz w:val="18"/>
+              </w:rPr>
+              <w:t>10</w:t>
+            </w:r>
+          </w:p>
+        </w:tc>
+        <w:tc>
+          <w:tcPr>
+            <w:tcW w:type="dxa" w:w="3120"/>
+            <w:shd w:fill="F8F9FA"/>
+          </w:tcPr>
+          <w:p>
+            <w:r>
+              <w:rPr>
+                <w:rFonts w:ascii="Segoe UI" w:hAnsi="Segoe UI"/>
+                <w:sz w:val="18"/>
+              </w:rPr>
+              <w:t>2</w:t>
+            </w:r>
+          </w:p>
+        </w:tc>
+        <w:tc>
+          <w:tcPr>
+            <w:tcW w:type="dxa" w:w="3120"/>
+            <w:shd w:fill="F8F9FA"/>
+          </w:tcPr>
+          <w:p>
+            <w:r>
+              <w:rPr>
+                <w:rFonts w:ascii="Segoe UI" w:hAnsi="Segoe UI"/>
+                <w:sz w:val="18"/>
+              </w:rPr>
+              <w:t>Zacian, Zamazenta</w:t>
+            </w:r>
+          </w:p>
+        </w:tc>
+      </w:tr>
+      <w:tr>
+        <w:tc>
+          <w:tcPr>
+            <w:tcW w:type="dxa" w:w="3120"/>
+            <w:shd w:fill="FFFFFF"/>
+          </w:tcPr>
+          <w:p>
+            <w:r>
+              <w:rPr>
+                <w:rFonts w:ascii="Segoe UI" w:hAnsi="Segoe UI"/>
+                <w:sz w:val="18"/>
+              </w:rPr>
+              <w:t>6</w:t>
+            </w:r>
+          </w:p>
+        </w:tc>
+        <w:tc>
+          <w:tcPr>
+            <w:tcW w:type="dxa" w:w="3120"/>
+            <w:shd w:fill="FFFFFF"/>
+          </w:tcPr>
+          <w:p>
+            <w:r>
+              <w:rPr>
+                <w:rFonts w:ascii="Segoe UI" w:hAnsi="Segoe UI"/>
+                <w:sz w:val="18"/>
+              </w:rPr>
+              <w:t>4</w:t>
+            </w:r>
+          </w:p>
+        </w:tc>
+        <w:tc>
+          <w:tcPr>
+            <w:tcW w:type="dxa" w:w="3120"/>
+            <w:shd w:fill="FFFFFF"/>
+          </w:tcPr>
+          <w:p>
+            <w:r>
+              <w:rPr>
+                <w:rFonts w:ascii="Segoe UI" w:hAnsi="Segoe UI"/>
+                <w:sz w:val="18"/>
+              </w:rPr>
+              <w:t>Wo-Chien, Chien-Pao, Ting-Lu, Chi-Yu</w:t>
+            </w:r>
+          </w:p>
+        </w:tc>
+      </w:tr>
+      <w:tr>
+        <w:tc>
+          <w:tcPr>
+            <w:tcW w:type="dxa" w:w="3120"/>
+            <w:shd w:fill="F8F9FA"/>
+          </w:tcPr>
+          <w:p>
+            <w:r>
+              <w:rPr>
+                <w:rFonts w:ascii="Segoe UI" w:hAnsi="Segoe UI"/>
+                <w:sz w:val="18"/>
+              </w:rPr>
+              <w:t>5</w:t>
+            </w:r>
+          </w:p>
+        </w:tc>
+        <w:tc>
+          <w:tcPr>
+            <w:tcW w:type="dxa" w:w="3120"/>
+            <w:shd w:fill="F8F9FA"/>
+          </w:tcPr>
+          <w:p>
+            <w:r>
+              <w:rPr>
+                <w:rFonts w:ascii="Segoe UI" w:hAnsi="Segoe UI"/>
+                <w:sz w:val="18"/>
+              </w:rPr>
+              <w:t>1</w:t>
+            </w:r>
+          </w:p>
+        </w:tc>
+        <w:tc>
+          <w:tcPr>
+            <w:tcW w:type="dxa" w:w="3120"/>
+            <w:shd w:fill="F8F9FA"/>
+          </w:tcPr>
+          <w:p>
+            <w:r>
+              <w:rPr>
+                <w:rFonts w:ascii="Segoe UI" w:hAnsi="Segoe UI"/>
+                <w:sz w:val="18"/>
+              </w:rPr>
+              <w:t>Ogerpon</w:t>
+            </w:r>
+          </w:p>
+        </w:tc>
+      </w:tr>
+      <w:tr>
+        <w:tc>
+          <w:tcPr>
+            <w:tcW w:type="dxa" w:w="3120"/>
+            <w:shd w:fill="FFFFFF"/>
+          </w:tcPr>
+          <w:p>
+            <w:r>
+              <w:rPr>
+                <w:rFonts w:ascii="Segoe UI" w:hAnsi="Segoe UI"/>
+                <w:sz w:val="18"/>
+              </w:rPr>
+              <w:t>3 (Mínimo / Muy difícil)</w:t>
+            </w:r>
+          </w:p>
+        </w:tc>
+        <w:tc>
+          <w:tcPr>
+            <w:tcW w:type="dxa" w:w="3120"/>
+            <w:shd w:fill="FFFFFF"/>
+          </w:tcPr>
+          <w:p>
+            <w:r>
+              <w:rPr>
+                <w:rFonts w:ascii="Segoe UI" w:hAnsi="Segoe UI"/>
+                <w:sz w:val="18"/>
+              </w:rPr>
+              <w:t>54</w:t>
+            </w:r>
+          </w:p>
+        </w:tc>
+        <w:tc>
+          <w:tcPr>
+            <w:tcW w:type="dxa" w:w="3120"/>
+            <w:shd w:fill="FFFFFF"/>
+          </w:tcPr>
+          <w:p>
+            <w:r>
+              <w:rPr>
+                <w:rFonts w:ascii="Segoe UI" w:hAnsi="Segoe UI"/>
+                <w:sz w:val="18"/>
+              </w:rPr>
+              <w:t>Mewtwo, Lugia, Ho-Oh, Articuno, Zapdos, etc.</w:t>
+            </w:r>
+          </w:p>
+        </w:tc>
+      </w:tr>
+    </w:tbl>
+    <w:p>
+      <w:pPr>
+        <w:spacing w:after="120" w:line="276" w:lineRule="auto"/>
+      </w:pPr>
+      <w:r>
+        <w:rPr>
+          <w:rFonts w:ascii="Segoe UI" w:hAnsi="Segoe UI"/>
+          <w:sz w:val="21"/>
+        </w:rPr>
       </w:r>
     </w:p>
     <w:p>
@@ -2472,7 +4172,7 @@
           <w:rFonts w:ascii="Segoe UI" w:hAnsi="Segoe UI"/>
           <w:sz w:val="21"/>
         </w:rPr>
-        <w:t>Hallazgos analíticos:</w:t>
+        <w:t>Comentario de los resultados:</w:t>
       </w:r>
     </w:p>
     <w:p>
@@ -2484,43 +4184,7 @@
           <w:rFonts w:ascii="Segoe UI" w:hAnsi="Segoe UI"/>
           <w:sz w:val="21"/>
         </w:rPr>
-        <w:t>• 3 legendarios presentan un capture rate de 255 (el valor máximo absoluto de la fórmula de captura, equivalente a captura casi garantizada con cualquier Pokéball estándar): Necrozma, Eternatus y Terapagos.</w:t>
-      </w:r>
-    </w:p>
-    <w:p>
-      <w:pPr>
-        <w:spacing w:after="120" w:line="276" w:lineRule="auto"/>
-      </w:pPr>
-      <w:r>
-        <w:rPr>
-          <w:rFonts w:ascii="Segoe UI" w:hAnsi="Segoe UI"/>
-          <w:sz w:val="21"/>
-        </w:rPr>
-        <w:t>• 7 legendarios presentan un capture rate de 45: Rayquaza, Xerneas, Yveltal, Cosmog, Cosmoem, Solgaleo y Lunala.</w:t>
-      </w:r>
-    </w:p>
-    <w:p>
-      <w:pPr>
-        <w:spacing w:after="120" w:line="276" w:lineRule="auto"/>
-      </w:pPr>
-      <w:r>
-        <w:rPr>
-          <w:rFonts w:ascii="Segoe UI" w:hAnsi="Segoe UI"/>
-          <w:sz w:val="21"/>
-        </w:rPr>
-        <w:t>• El 85% de los legendarios restantes (Mewtwo, Lugia, Ho-Oh, etc.) tienen un capture rate de 3 (el valor más restrictivo de todo el juego).</w:t>
-      </w:r>
-    </w:p>
-    <w:p>
-      <w:pPr>
-        <w:spacing w:after="120" w:line="276" w:lineRule="auto"/>
-      </w:pPr>
-      <w:r>
-        <w:rPr>
-          <w:rFonts w:ascii="Segoe UI" w:hAnsi="Segoe UI"/>
-          <w:sz w:val="21"/>
-        </w:rPr>
-        <w:t>Justificación narrativa: Los Pokémon con ratios de 255 y 45 están integrados obligatoriamente en el clímax de la historia principal de sus respectivos juegos (Sol/Luna, Espada/Escudo, Escarlata/Púrpura); facilitar su captura evita que el jugador quede bloqueado en la cinemática final.</w:t>
+        <w:t>Los más fáciles son Necrozma, Eternatus y Terapagos con un ratio de 255 (el máximo del juego). Esto tiene una explicación muy sencilla que cualquier jugador conoce: son Pokémon que el juego te obliga a capturar como parte de la historia para poder avanzar, así que el ratio está puesto para que no se te escapen. En cambio, la gran mayoría (54 legendarios) tienen un ratio de 3, que es lo estándar para que atraparlos cueste bastante.</w:t>
       </w:r>
     </w:p>
     <w:p>
@@ -2546,7 +4210,7 @@
           <w:rFonts w:ascii="Segoe UI" w:hAnsi="Segoe UI"/>
           <w:sz w:val="21"/>
         </w:rPr>
-        <w:t>El desarrollo de este proyecto ha permitido extraer conclusiones de valor tanto en el ámbito analítico como en el metodológico:</w:t>
+        <w:t>• Los datos respaldan lo que sabíamos del juego: Al conocer la franquicia de antemano, los resultados no nos han sorprendido, pero ha sido muy interesante comprobar con datos y gráficos reales cosas como la superioridad de los Dragones, la anomalía de Slaking o los ratios de captura según la historia.</w:t>
       </w:r>
     </w:p>
     <w:p>
@@ -2558,7 +4222,7 @@
           <w:rFonts w:ascii="Segoe UI" w:hAnsi="Segoe UI"/>
           <w:sz w:val="21"/>
         </w:rPr>
-        <w:t>1. Evidencia de diseño paramétrico: Los datos confirman que las estadísticas de Pokémon no se distribuyen al azar; responden a arquetipos deliberados donde los hábitats aislados y los tipos Dragón y Acero están sobrerrepresentados en la parte alta de la distribución.</w:t>
+        <w:t>• La importancia de limpiar el dataset: Pasar de 31 a 15 columnas y quitar las formas duplicadas con IDs raros nos facilitó mucho la vida a la hora de trabajar con los notebooks sin liarnos.</w:t>
       </w:r>
     </w:p>
     <w:p>
@@ -2570,7 +4234,7 @@
           <w:rFonts w:ascii="Segoe UI" w:hAnsi="Segoe UI"/>
           <w:sz w:val="21"/>
         </w:rPr>
-        <w:t>2. Detección y resolución de sesgos: La depuración de megaevoluciones (filas &gt; 10.000) y el tratamiento riguroso de los 639 nulos de hábitat evitaron distorsiones estadísticas que habrían invalidado las conclusiones.</w:t>
+        <w:t>• Manejo de nulos: Descubrir por qué faltaban datos en habitat nos enseñó que antes de borrar nulos a lo loco hay que entender el motivo por el cual faltan esos datos en el dataset original.</w:t>
       </w:r>
     </w:p>
     <w:p>
@@ -2582,19 +4246,7 @@
           <w:rFonts w:ascii="Segoe UI" w:hAnsi="Segoe UI"/>
           <w:sz w:val="21"/>
         </w:rPr>
-        <w:t>3. Complementariedad de herramientas: La combinación de Pandas para el filtrado tabular con Seaborn/Matplotlib para la visualización ha permitido transformar tablas numéricas densas en respuestas directas y visuales.</w:t>
-      </w:r>
-    </w:p>
-    <w:p>
-      <w:pPr>
-        <w:spacing w:after="120" w:line="276" w:lineRule="auto"/>
-      </w:pPr>
-      <w:r>
-        <w:rPr>
-          <w:rFonts w:ascii="Segoe UI" w:hAnsi="Segoe UI"/>
-          <w:sz w:val="21"/>
-        </w:rPr>
-        <w:t>4. Eficacia del flujo de trabajo en equipo: La partición modular de preguntas en cuadernos Jupyter independientes y la sincronización con Git/GitHub Desktop facilitó la resolución simultánea del proyecto sin colisiones de código.</w:t>
+        <w:t>• Trabajo en equipo con GitHub: Como ya habíamos utilizado Git y GitHub Desktop en otras prácticas, repartirnos el trabajo a suertes y sincronizar los notebooks no nos dio ningún problema.</w:t>
       </w:r>
     </w:p>
     <w:sectPr>
